--- a/Report/Final_Report.docx
+++ b/Report/Final_Report.docx
@@ -12066,21 +12066,7 @@
         <w:rPr>
           <w:szCs w:val="24"/>
         </w:rPr>
-        <w:t xml:space="preserve">, generated forecasts for </w:t>
-      </w:r>
-      <w:proofErr w:type="gramStart"/>
-      <w:r>
-        <w:rPr>
-          <w:szCs w:val="24"/>
-        </w:rPr>
-        <w:t>115 time</w:t>
-      </w:r>
-      <w:proofErr w:type="gramEnd"/>
-      <w:r>
-        <w:rPr>
-          <w:szCs w:val="24"/>
-        </w:rPr>
-        <w:t xml:space="preserve"> steps, offering projections spanning five years in 16-day increments without needing to retrain repeatedly.</w:t>
+        <w:t>, generated forecasts for 115 time steps, offering projections spanning five years in 16-day increments without needing to retrain repeatedly.</w:t>
       </w:r>
     </w:p>
     <w:p>
@@ -12449,16 +12435,8 @@
         <w:rPr>
           <w:szCs w:val="24"/>
         </w:rPr>
-        <w:t xml:space="preserve">presents </w:t>
-      </w:r>
-      <w:proofErr w:type="gramStart"/>
-      <w:r>
-        <w:rPr>
-          <w:szCs w:val="24"/>
-        </w:rPr>
-        <w:t>results</w:t>
-      </w:r>
-      <w:proofErr w:type="gramEnd"/>
+        <w:t>presents results</w:t>
+      </w:r>
       <w:r>
         <w:rPr>
           <w:szCs w:val="24"/>
@@ -13225,6 +13203,7 @@
       </w:pPr>
       <w:r>
         <w:rPr>
+          <w:noProof/>
           <w:szCs w:val="24"/>
         </w:rPr>
         <w:lastRenderedPageBreak/>
@@ -13585,6 +13564,7 @@
       </w:r>
       <w:r>
         <w:rPr>
+          <w:noProof/>
           <w:szCs w:val="24"/>
         </w:rPr>
         <w:drawing>
@@ -16576,19 +16556,7 @@
       </w:r>
       <w:proofErr w:type="spellEnd"/>
       <w:r>
-        <w:t xml:space="preserve"> ideal growing conditions</w:t>
-      </w:r>
-      <w:r>
-        <w:t xml:space="preserve"> at </w:t>
-      </w:r>
-      <w:r>
-        <w:t>a 16-day rainfall range of 11 to 26 mm combined with land surface temperatures between 31 and 40 degrees Celsius</w:t>
-      </w:r>
-      <w:r>
-        <w:t xml:space="preserve"> </w:t>
-      </w:r>
-      <w:r>
-        <w:t xml:space="preserve">closely match Malawi’s expected warm and dry climate. The fact that Millet, along with Sorghum and Cassava, outperforms traditional staples like Maize and Rice offers concrete, district-level evidence in favor of crop </w:t>
+        <w:t xml:space="preserve"> ideal growing conditions at a 16-day rainfall range of 11 to 26 mm combined with land surface temperatures between 31 and 40 degrees Celsius closely match Malawi’s expected warm and dry climate. The fact that Millet, along with Sorghum and Cassava, outperforms traditional staples like Maize and Rice offers concrete, district-level evidence in favor of crop </w:t>
       </w:r>
       <w:r>
         <w:lastRenderedPageBreak/>
@@ -20346,6 +20314,7 @@
     <w:p/>
     <w:p/>
     <w:p/>
+    <w:p/>
     <w:p>
       <w:pPr>
         <w:pStyle w:val="Caption"/>
@@ -20368,6 +20337,7 @@
           <w:sz w:val="24"/>
           <w:szCs w:val="24"/>
         </w:rPr>
+        <w:lastRenderedPageBreak/>
         <w:t xml:space="preserve">Table </w:t>
       </w:r>
       <w:r>
@@ -20498,7 +20468,6 @@
               <w:spacing w:after="0" w:line="240" w:lineRule="auto"/>
             </w:pPr>
             <w:r>
-              <w:lastRenderedPageBreak/>
               <w:t>ï»¿"NAME_0"</w:t>
             </w:r>
           </w:p>
@@ -22313,6 +22282,7 @@
           <w:sz w:val="24"/>
           <w:szCs w:val="24"/>
         </w:rPr>
+        <w:lastRenderedPageBreak/>
         <w:t xml:space="preserve">Table </w:t>
       </w:r>
       <w:r>
@@ -22442,7 +22412,6 @@
               <w:spacing w:after="0" w:line="240" w:lineRule="auto"/>
             </w:pPr>
             <w:r>
-              <w:lastRenderedPageBreak/>
               <w:t>NAME_0</w:t>
             </w:r>
           </w:p>
@@ -23980,8 +23949,6 @@
       <w:pPr>
         <w:pStyle w:val="Heading2"/>
         <w:rPr>
-          <w:b/>
-          <w:bCs/>
           <w:color w:val="auto"/>
         </w:rPr>
       </w:pPr>
@@ -23989,11 +23956,22 @@
       <w:bookmarkStart w:id="118" w:name="_Toc226214475"/>
       <w:r>
         <w:rPr>
-          <w:b/>
-          <w:bCs/>
           <w:color w:val="auto"/>
         </w:rPr>
-        <w:t>Appendix 3: Ethics Form</w:t>
+        <w:lastRenderedPageBreak/>
+        <w:t xml:space="preserve">Appendix </w:t>
+      </w:r>
+      <w:r>
+        <w:rPr>
+          <w:color w:val="auto"/>
+        </w:rPr>
+        <w:t>C</w:t>
+      </w:r>
+      <w:r>
+        <w:rPr>
+          <w:color w:val="auto"/>
+        </w:rPr>
+        <w:t>: Ethics Form</w:t>
       </w:r>
       <w:bookmarkEnd w:id="117"/>
       <w:bookmarkEnd w:id="118"/>
@@ -24006,23 +23984,115 @@
         <w:t xml:space="preserve"> </w:t>
       </w:r>
       <w:r>
-        <w:t xml:space="preserve">data from the African Agricultural Watch (AAGWA) platform. No human subjects were involved in data collection. The study poses no ethical risks </w:t>
-      </w:r>
+        <w:t>data from the African Agricultural Watch (AAGWA) platform. No human subjects were involved in data collection. The study poses no ethical risks related to privacy, consent, or data misuse. All outputs are aggregated at the district level, and no personally identifiable information is processed, stored, or displayed. The system is designed to support</w:t>
+      </w:r>
+      <w:r>
+        <w:t xml:space="preserve">, </w:t>
+      </w:r>
+      <w:r>
+        <w:t>not replace</w:t>
+      </w:r>
+      <w:r>
+        <w:t xml:space="preserve"> </w:t>
+      </w:r>
+      <w:r>
+        <w:t>local knowledge and agricultural extension services.</w:t>
+      </w:r>
+      <w:r>
+        <w:br/>
+      </w:r>
+    </w:p>
+    <w:p>
+      <w:pPr>
+        <w:pStyle w:val="Heading2"/>
+      </w:pPr>
+      <w:r>
+        <w:t xml:space="preserve">Appendix </w:t>
+      </w:r>
+      <w:r>
+        <w:t>D</w:t>
+      </w:r>
+      <w:r>
+        <w:t>: IRB Ethical Approval</w:t>
+      </w:r>
+    </w:p>
+    <w:p>
+      <w:r>
+        <w:t xml:space="preserve">This research was reviewed and approved by the Institutional Scientific and Ethics Review Committee (ISERC) at United States International University-Africa. The approval was granted on 2nd February 2026 under reference number USIU-A/ISERC/US1300-2026, covering the period from 2nd February 2026 to 2nd February 2027. The approval confirms that the study titled "Crop Prediction Using Climate Forecasting" met all institutional ethical requirements. The signed approval letter from ISERC, issued by Juliana M. </w:t>
+      </w:r>
+      <w:proofErr w:type="spellStart"/>
+      <w:r>
+        <w:t>Namada</w:t>
+      </w:r>
+      <w:proofErr w:type="spellEnd"/>
+      <w:r>
+        <w:t>, Ph.D., Institutional Ethics Review, is attached below.</w:t>
+      </w:r>
+    </w:p>
+    <w:p>
+      <w:pPr>
+        <w:ind w:left="0" w:firstLine="0"/>
+        <w:rPr>
+          <w:i/>
+          <w:iCs/>
+        </w:rPr>
+      </w:pPr>
+    </w:p>
+    <w:p>
+      <w:pPr>
+        <w:pStyle w:val="Heading2"/>
+      </w:pPr>
+      <w:r>
+        <w:t xml:space="preserve">Appendix </w:t>
+      </w:r>
+      <w:r>
+        <w:t>E</w:t>
+      </w:r>
+      <w:r>
+        <w:t>: NACOSTI Research License</w:t>
+      </w:r>
+    </w:p>
+    <w:p>
+      <w:r>
+        <w:t>Prior to commencing this study, a research permit application was submitted to the National Commission for Science, Technology and Innovation (NACOSTI) as required by ISERC. The application was supported by an introductory letter from USIU-Africa dated 2nd February 2026, signed by Prof. Amos Njuguna, DVC – Transformative Teaching, Learning and Research. The NACOSTI license is currently pending approval.</w:t>
+      </w:r>
+    </w:p>
+    <w:p/>
+    <w:p>
+      <w:pPr>
+        <w:pStyle w:val="Heading2"/>
+      </w:pPr>
+      <w:r>
+        <w:t>Appendix 6: Project GitHub Repository</w:t>
+      </w:r>
+    </w:p>
+    <w:p>
+      <w:r>
+        <w:t>The full source code for the Malawi Climate-Informed Crop Prediction System, including all Python modules, Flask application files, and the pipeline walkthrough notebook, is publicly available at the following repository:</w:t>
+      </w:r>
+    </w:p>
+    <w:p>
+      <w:hyperlink r:id="rId31" w:history="1">
+        <w:r>
+          <w:rPr>
+            <w:rStyle w:val="Hyperlink"/>
+          </w:rPr>
+          <w:t>https://github.com/QazGeo/Crop_Prediction_System_With_Time_Series</w:t>
+        </w:r>
+      </w:hyperlink>
+    </w:p>
+    <w:p>
       <w:r>
         <w:lastRenderedPageBreak/>
-        <w:t>related to privacy, consent, or data misuse. All outputs are aggregated at the district level, and no personally identifiable information is processed, stored, or displayed. The system is designed to support</w:t>
-      </w:r>
-      <w:r>
-        <w:t xml:space="preserve">, </w:t>
-      </w:r>
-      <w:r>
-        <w:t>not replace</w:t>
-      </w:r>
-      <w:r>
-        <w:t xml:space="preserve"> </w:t>
-      </w:r>
-      <w:r>
-        <w:t>local knowledge and agricultural extension services.</w:t>
+        <w:t xml:space="preserve">The repository contains models.py (crop suitability profiles and scoring functions), services.py (data loading, SARIMAX forecasting, and PDF generation), app.py (Flask web routes), and </w:t>
+      </w:r>
+      <w:proofErr w:type="spellStart"/>
+      <w:r>
+        <w:t>malawi_pipeline_walkthrough.ipynb</w:t>
+      </w:r>
+      <w:proofErr w:type="spellEnd"/>
+      <w:r>
+        <w:t xml:space="preserve"> (step-by-step pipeline demonstration notebook).</w:t>
       </w:r>
     </w:p>
     <w:p>
@@ -24170,7 +24240,7 @@
                     <pic:cNvPicPr/>
                   </pic:nvPicPr>
                   <pic:blipFill>
-                    <a:blip r:embed="rId31"/>
+                    <a:blip r:embed="rId32"/>
                     <a:stretch>
                       <a:fillRect/>
                     </a:stretch>
@@ -24260,7 +24330,7 @@
       </w:pPr>
     </w:p>
     <w:sectPr>
-      <w:headerReference w:type="default" r:id="rId32"/>
+      <w:headerReference w:type="default" r:id="rId33"/>
       <w:pgSz w:w="12240" w:h="15840"/>
       <w:pgMar w:top="1440" w:right="1440" w:bottom="1440" w:left="1440" w:header="720" w:footer="720" w:gutter="0"/>
       <w:pgNumType w:start="1"/>

--- a/Report/Final_Report.docx
+++ b/Report/Final_Report.docx
@@ -919,35 +919,7 @@
         <w:rPr>
           <w:bCs/>
         </w:rPr>
-        <w:t xml:space="preserve"> erratic rainfall, rising temperatures, and unpredictable dry spells have contributed to widespread crop failures across a country where over 80% of rural households depend entirely on what they grow. No localized system currently translates climate science into forward-looking crop guidance at the district level. This study builds one. Using satellite-derived records of rainfall, land surface temperature, and NDVI from the African Agricultural Watch platform, SARIMAX models generate five-year climate projections for Malawian districts. Forecasted conditions are scored against FAO </w:t>
-      </w:r>
-      <w:proofErr w:type="spellStart"/>
-      <w:r>
-        <w:rPr>
-          <w:bCs/>
-        </w:rPr>
-        <w:t>EcoCrop</w:t>
-      </w:r>
-      <w:proofErr w:type="spellEnd"/>
-      <w:r>
-        <w:rPr>
-          <w:bCs/>
-        </w:rPr>
-        <w:t xml:space="preserve"> thresholds for six crops, producing interpretable suitability rankings rather than opaque outputs. Tested across </w:t>
-      </w:r>
-      <w:proofErr w:type="spellStart"/>
-      <w:r>
-        <w:rPr>
-          <w:bCs/>
-        </w:rPr>
-        <w:t>Chitipa</w:t>
-      </w:r>
-      <w:proofErr w:type="spellEnd"/>
-      <w:r>
-        <w:rPr>
-          <w:bCs/>
-        </w:rPr>
-        <w:t>, Lilongwe, and Dowa, the system identifies millet and sorghum as most suitable under projected dry and warm conditions, while rice consistently scores lowest where rainfall falls well below its viable threshold. Results are delivered through a web interface with downloadable reports.</w:t>
+        <w:t xml:space="preserve"> erratic rainfall, rising temperatures, and unpredictable dry spells have contributed to widespread crop failures across a country where over 80% of rural households depend entirely on what they grow. No localized system currently translates climate science into forward-looking crop guidance at the district level. This study builds one. Using satellite-derived records of rainfall, land surface temperature, and NDVI from the African Agricultural Watch platform, SARIMAX models generate five-year climate projections for Malawian districts. Forecasted conditions are scored against FAO EcoCrop thresholds for six crops, producing interpretable suitability rankings rather than opaque outputs. Tested across Chitipa, Lilongwe, and Dowa, the system identifies millet and sorghum as most suitable under projected dry and warm conditions, while rice consistently scores lowest where rainfall falls well below its viable threshold. Results are delivered through a web interface with downloadable reports.</w:t>
       </w:r>
     </w:p>
     <w:p>
@@ -8165,21 +8137,7 @@
         <w:rPr>
           <w:bCs/>
         </w:rPr>
-        <w:t xml:space="preserve"> Seasonal Autoregressive Integrated Moving Average with </w:t>
-      </w:r>
-      <w:proofErr w:type="spellStart"/>
-      <w:r>
-        <w:rPr>
-          <w:bCs/>
-        </w:rPr>
-        <w:t>eXogenous</w:t>
-      </w:r>
-      <w:proofErr w:type="spellEnd"/>
-      <w:r>
-        <w:rPr>
-          <w:bCs/>
-        </w:rPr>
-        <w:t xml:space="preserve"> regressors</w:t>
+        <w:t xml:space="preserve"> Seasonal Autoregressive Integrated Moving Average with eXogenous regressors</w:t>
       </w:r>
     </w:p>
     <w:p>
@@ -8470,15 +8428,7 @@
         <w:t xml:space="preserve"> </w:t>
       </w:r>
       <w:r>
-        <w:t xml:space="preserve">based on forecasted climate conditions using FAO’s </w:t>
-      </w:r>
-      <w:proofErr w:type="spellStart"/>
-      <w:r>
-        <w:t>EcoCrop</w:t>
-      </w:r>
-      <w:proofErr w:type="spellEnd"/>
-      <w:r>
-        <w:t xml:space="preserve"> thresholds.  </w:t>
+        <w:t xml:space="preserve">based on forecasted climate conditions using FAO’s EcoCrop thresholds.  </w:t>
       </w:r>
     </w:p>
     <w:p>
@@ -8677,21 +8627,7 @@
         <w:rPr>
           <w:szCs w:val="24"/>
         </w:rPr>
-        <w:t>proving that responsible AI design and usefulness can go hand in hand (</w:t>
-      </w:r>
-      <w:proofErr w:type="spellStart"/>
-      <w:r>
-        <w:rPr>
-          <w:szCs w:val="24"/>
-        </w:rPr>
-        <w:t>Floridi</w:t>
-      </w:r>
-      <w:proofErr w:type="spellEnd"/>
-      <w:r>
-        <w:rPr>
-          <w:szCs w:val="24"/>
-        </w:rPr>
-        <w:t xml:space="preserve"> &amp;amp; Cowls, 2022).  </w:t>
+        <w:t xml:space="preserve">proving that responsible AI design and usefulness can go hand in hand (Floridi &amp;amp; Cowls, 2022).  </w:t>
       </w:r>
     </w:p>
     <w:p>
@@ -9174,21 +9110,7 @@
         <w:rPr>
           <w:szCs w:val="24"/>
         </w:rPr>
-        <w:t xml:space="preserve">Agroecological theory provides the framework for translating climate forecasts into crop recommendations. According to agroecology, crop success depends on how climate factors interact with the crop’s specific biological needs in a given place (FAO, 2021). The FAO </w:t>
-      </w:r>
-      <w:proofErr w:type="spellStart"/>
-      <w:r>
-        <w:rPr>
-          <w:szCs w:val="24"/>
-        </w:rPr>
-        <w:t>EcoCrop</w:t>
-      </w:r>
-      <w:proofErr w:type="spellEnd"/>
-      <w:r>
-        <w:rPr>
-          <w:szCs w:val="24"/>
-        </w:rPr>
-        <w:t xml:space="preserve"> </w:t>
+        <w:t xml:space="preserve">Agroecological theory provides the framework for translating climate forecasts into crop recommendations. According to agroecology, crop success depends on how climate factors interact with the crop’s specific biological needs in a given place (FAO, 2021). The FAO EcoCrop </w:t>
       </w:r>
       <w:r>
         <w:rPr>
@@ -9234,19 +9156,11 @@
         </w:rPr>
         <w:t>he scores show the system’s conclusions, while the reference table lays out the agronomic data behind those conclusions. Distinguishing the system’s outputs from its reasoning helps build trust, especially in communities where digital tools have often made recommendations without clear explanations (</w:t>
       </w:r>
-      <w:proofErr w:type="spellStart"/>
-      <w:r>
-        <w:rPr>
-          <w:szCs w:val="24"/>
-        </w:rPr>
-        <w:t>Adenle</w:t>
-      </w:r>
-      <w:proofErr w:type="spellEnd"/>
-      <w:r>
-        <w:rPr>
-          <w:szCs w:val="24"/>
-        </w:rPr>
-        <w:t xml:space="preserve"> et al., 2019</w:t>
+      <w:r>
+        <w:rPr>
+          <w:szCs w:val="24"/>
+        </w:rPr>
+        <w:t>Adenle et al., 2019</w:t>
       </w:r>
       <w:r>
         <w:rPr>
@@ -9291,19 +9205,11 @@
         </w:rPr>
         <w:t>outputs assume users understand technical terms, interfaces expect reliable internet, and recommendations appear unquestionable (</w:t>
       </w:r>
-      <w:proofErr w:type="spellStart"/>
-      <w:r>
-        <w:rPr>
-          <w:szCs w:val="24"/>
-        </w:rPr>
-        <w:t>Adenle</w:t>
-      </w:r>
-      <w:proofErr w:type="spellEnd"/>
-      <w:r>
-        <w:rPr>
-          <w:szCs w:val="24"/>
-        </w:rPr>
-        <w:t xml:space="preserve"> et al., 2019</w:t>
+      <w:r>
+        <w:rPr>
+          <w:szCs w:val="24"/>
+        </w:rPr>
+        <w:t>Adenle et al., 2019</w:t>
       </w:r>
       <w:r>
         <w:rPr>
@@ -9419,21 +9325,7 @@
         <w:rPr>
           <w:szCs w:val="24"/>
         </w:rPr>
-        <w:t xml:space="preserve">Digital advisory platforms have proliferated but rarely incorporate predictive modelling. </w:t>
-      </w:r>
-      <w:proofErr w:type="spellStart"/>
-      <w:r>
-        <w:rPr>
-          <w:szCs w:val="24"/>
-        </w:rPr>
-        <w:t>Adenle</w:t>
-      </w:r>
-      <w:proofErr w:type="spellEnd"/>
-      <w:r>
-        <w:rPr>
-          <w:szCs w:val="24"/>
-        </w:rPr>
-        <w:t xml:space="preserve"> et al. (20</w:t>
+        <w:t>Digital advisory platforms have proliferated but rarely incorporate predictive modelling. Adenle et al. (20</w:t>
       </w:r>
       <w:r>
         <w:rPr>
@@ -9489,21 +9381,7 @@
         <w:rPr>
           <w:szCs w:val="24"/>
         </w:rPr>
-        <w:t xml:space="preserve">Lim &amp; </w:t>
-      </w:r>
-      <w:proofErr w:type="spellStart"/>
-      <w:r>
-        <w:rPr>
-          <w:szCs w:val="24"/>
-        </w:rPr>
-        <w:t>Zohren</w:t>
-      </w:r>
-      <w:proofErr w:type="spellEnd"/>
-      <w:r>
-        <w:rPr>
-          <w:szCs w:val="24"/>
-        </w:rPr>
-        <w:t xml:space="preserve">, (2021) </w:t>
+        <w:t xml:space="preserve">Lim &amp; Zohren, (2021) </w:t>
       </w:r>
       <w:r>
         <w:rPr>
@@ -9678,21 +9556,7 @@
         <w:rPr>
           <w:szCs w:val="24"/>
         </w:rPr>
-        <w:t xml:space="preserve"> an approach that becomes less useful precisely as climate variability increases. Second, the explainability deficit documented by </w:t>
-      </w:r>
-      <w:proofErr w:type="spellStart"/>
-      <w:r>
-        <w:rPr>
-          <w:szCs w:val="24"/>
-        </w:rPr>
-        <w:t>Adenle</w:t>
-      </w:r>
-      <w:proofErr w:type="spellEnd"/>
-      <w:r>
-        <w:rPr>
-          <w:szCs w:val="24"/>
-        </w:rPr>
-        <w:t xml:space="preserve"> et al. (20</w:t>
+        <w:t xml:space="preserve"> an approach that becomes less useful precisely as climate variability increases. Second, the explainability deficit documented by Adenle et al. (20</w:t>
       </w:r>
       <w:r>
         <w:rPr>
@@ -11906,35 +11770,7 @@
         <w:rPr>
           <w:szCs w:val="24"/>
         </w:rPr>
-        <w:t xml:space="preserve">Preprocessing was done in Python using pandas and NumPy, across several </w:t>
-      </w:r>
-      <w:proofErr w:type="spellStart"/>
-      <w:r>
-        <w:rPr>
-          <w:szCs w:val="24"/>
-        </w:rPr>
-        <w:t>Jupyter</w:t>
-      </w:r>
-      <w:proofErr w:type="spellEnd"/>
-      <w:r>
-        <w:rPr>
-          <w:szCs w:val="24"/>
-        </w:rPr>
-        <w:t xml:space="preserve"> notebooks, resulting in one clean CSV file used by the Flask app. Four steps were followed. First, a row-skipping function found and removed HTML rows by locating the first valid header and dropping everything before it. Second, </w:t>
-      </w:r>
-      <w:proofErr w:type="spellStart"/>
-      <w:r>
-        <w:rPr>
-          <w:szCs w:val="24"/>
-        </w:rPr>
-        <w:t>pandas.melt</w:t>
-      </w:r>
-      <w:proofErr w:type="spellEnd"/>
-      <w:r>
-        <w:rPr>
-          <w:szCs w:val="24"/>
-        </w:rPr>
-        <w:t>() converted the data from wide to long format, making a consistent structure with GID_2, DATE, and the variable value. Third, missing values were handled differently by variable: LST had 5.34% missing, NDVI 0.29%, both filled with linear interpolation; rainfall had 7.27% missing, filled using seasonal decomposition then linear interpolation to keep seasonal patterns. Finally, the three cleaned datasets were merged on GID_2 and DATE with left joins, and any rows with leftover missing data were removed, leaving 17,174 records over 238 districts.</w:t>
+        <w:t>Preprocessing was done in Python using pandas and NumPy, across several Jupyter notebooks, resulting in one clean CSV file used by the Flask app. Four steps were followed. First, a row-skipping function found and removed HTML rows by locating the first valid header and dropping everything before it. Second, pandas.melt() converted the data from wide to long format, making a consistent structure with GID_2, DATE, and the variable value. Third, missing values were handled differently by variable: LST had 5.34% missing, NDVI 0.29%, both filled with linear interpolation; rainfall had 7.27% missing, filled using seasonal decomposition then linear interpolation to keep seasonal patterns. Finally, the three cleaned datasets were merged on GID_2 and DATE with left joins, and any rows with leftover missing data were removed, leaving 17,174 records over 238 districts.</w:t>
       </w:r>
     </w:p>
     <w:p>
@@ -11979,35 +11815,7 @@
         <w:rPr>
           <w:szCs w:val="24"/>
         </w:rPr>
-        <w:t xml:space="preserve">This study's analytical framework was divided into two main steps: forecasting seasonal climate variables and then assessing agronomic suitability using fuzzy logic. Initially, a Seasonal </w:t>
-      </w:r>
-      <w:proofErr w:type="spellStart"/>
-      <w:r>
-        <w:rPr>
-          <w:szCs w:val="24"/>
-        </w:rPr>
-        <w:t>AutoRegressive</w:t>
-      </w:r>
-      <w:proofErr w:type="spellEnd"/>
-      <w:r>
-        <w:rPr>
-          <w:szCs w:val="24"/>
-        </w:rPr>
-        <w:t xml:space="preserve"> Integrated Moving Average with </w:t>
-      </w:r>
-      <w:proofErr w:type="spellStart"/>
-      <w:r>
-        <w:rPr>
-          <w:szCs w:val="24"/>
-        </w:rPr>
-        <w:t>eXogenous</w:t>
-      </w:r>
-      <w:proofErr w:type="spellEnd"/>
-      <w:r>
-        <w:rPr>
-          <w:szCs w:val="24"/>
-        </w:rPr>
-        <w:t xml:space="preserve"> regressors (SARIMAX) model was employed for each climate variable</w:t>
+        <w:t>This study's analytical framework was divided into two main steps: forecasting seasonal climate variables and then assessing agronomic suitability using fuzzy logic. Initially, a Seasonal AutoRegressive Integrated Moving Average with eXogenous regressors (SARIMAX) model was employed for each climate variable</w:t>
       </w:r>
       <w:r>
         <w:rPr>
@@ -12038,35 +11846,7 @@
           <w:szCs w:val="24"/>
         </w:rPr>
         <w:lastRenderedPageBreak/>
-        <w:t xml:space="preserve">seasonal period was chosen to match the 16-day MODIS cycles per year. This allowed the model to capture Malawi’s pronounced wet and dry seasonal patterns effectively. The models, implemented in Python using the </w:t>
-      </w:r>
-      <w:proofErr w:type="spellStart"/>
-      <w:r>
-        <w:rPr>
-          <w:szCs w:val="24"/>
-        </w:rPr>
-        <w:t>statsmodels</w:t>
-      </w:r>
-      <w:proofErr w:type="spellEnd"/>
-      <w:r>
-        <w:rPr>
-          <w:szCs w:val="24"/>
-        </w:rPr>
-        <w:t xml:space="preserve"> library and saved through </w:t>
-      </w:r>
-      <w:proofErr w:type="spellStart"/>
-      <w:r>
-        <w:rPr>
-          <w:szCs w:val="24"/>
-        </w:rPr>
-        <w:t>joblib</w:t>
-      </w:r>
-      <w:proofErr w:type="spellEnd"/>
-      <w:r>
-        <w:rPr>
-          <w:szCs w:val="24"/>
-        </w:rPr>
-        <w:t>, generated forecasts for 115 time steps, offering projections spanning five years in 16-day increments without needing to retrain repeatedly.</w:t>
+        <w:t>seasonal period was chosen to match the 16-day MODIS cycles per year. This allowed the model to capture Malawi’s pronounced wet and dry seasonal patterns effectively. The models, implemented in Python using the statsmodels library and saved through joblib, generated forecasts for 115 time steps, offering projections spanning five years in 16-day increments without needing to retrain repeatedly.</w:t>
       </w:r>
     </w:p>
     <w:p>
@@ -12092,21 +11872,7 @@
         <w:rPr>
           <w:szCs w:val="24"/>
         </w:rPr>
-        <w:t xml:space="preserve">A key improvement in assessing suitability was focusing only on relevant growing periods. Following the FAO </w:t>
-      </w:r>
-      <w:proofErr w:type="spellStart"/>
-      <w:r>
-        <w:rPr>
-          <w:szCs w:val="24"/>
-        </w:rPr>
-        <w:t>EcoCrop</w:t>
-      </w:r>
-      <w:proofErr w:type="spellEnd"/>
-      <w:r>
-        <w:rPr>
-          <w:szCs w:val="24"/>
-        </w:rPr>
-        <w:t xml:space="preserve"> guidelines, the study avoided annual averages contaminated by dry-season data, which has minimal impact on crop growth. Instead, it averaged LST, rainfall, and NDVI solely during Malawi’s usual planting window from November to April. These tailored averages were then compared to crop-specific thresholds covering six staple crops: maize, rice, cassava, groundnuts, sorghum, and millet. This approach ensured environmental assessments corresponded closely to periods when crops actually develop, thus offering more precise evaluations of seasonal viability.</w:t>
+        <w:t>A key improvement in assessing suitability was focusing only on relevant growing periods. Following the FAO EcoCrop guidelines, the study avoided annual averages contaminated by dry-season data, which has minimal impact on crop growth. Instead, it averaged LST, rainfall, and NDVI solely during Malawi’s usual planting window from November to April. These tailored averages were then compared to crop-specific thresholds covering six staple crops: maize, rice, cassava, groundnuts, sorghum, and millet. This approach ensured environmental assessments corresponded closely to periods when crops actually develop, thus offering more precise evaluations of seasonal viability.</w:t>
       </w:r>
     </w:p>
     <w:p>
@@ -12158,21 +11924,7 @@
         <w:rPr>
           <w:szCs w:val="24"/>
         </w:rPr>
-        <w:t xml:space="preserve">Model performance was rigorously tested using walk-forward cross-validation via </w:t>
-      </w:r>
-      <w:proofErr w:type="spellStart"/>
-      <w:r>
-        <w:rPr>
-          <w:szCs w:val="24"/>
-        </w:rPr>
-        <w:t>TimeSeriesSplit</w:t>
-      </w:r>
-      <w:proofErr w:type="spellEnd"/>
-      <w:r>
-        <w:rPr>
-          <w:szCs w:val="24"/>
-        </w:rPr>
-        <w:t>. This method respects the chronological order of data, avoiding the problem of information from the future influencing past predictions. Evaluations were done across several folds in randomly selected regions, with results measured by Mean Absolute Error (MAE) and Root Mean Squared Error (RMSE). Mean Absolute Percentage Error (MAPE) was excluded for rainfall due to frequent dry-season zero values, which make percentage error calculations problematic. The reported metrics offer a conservative view of model accuracy since validation used smaller training sets than those applied when fitting the final models for production.</w:t>
+        <w:t>Model performance was rigorously tested using walk-forward cross-validation via TimeSeriesSplit. This method respects the chronological order of data, avoiding the problem of information from the future influencing past predictions. Evaluations were done across several folds in randomly selected regions, with results measured by Mean Absolute Error (MAE) and Root Mean Squared Error (RMSE). Mean Absolute Percentage Error (MAPE) was excluded for rainfall due to frequent dry-season zero values, which make percentage error calculations problematic. The reported metrics offer a conservative view of model accuracy since validation used smaller training sets than those applied when fitting the final models for production.</w:t>
       </w:r>
     </w:p>
     <w:p>
@@ -12241,21 +11993,7 @@
         <w:rPr>
           <w:szCs w:val="24"/>
         </w:rPr>
-        <w:t xml:space="preserve"> the FAO </w:t>
-      </w:r>
-      <w:proofErr w:type="spellStart"/>
-      <w:r>
-        <w:rPr>
-          <w:szCs w:val="24"/>
-        </w:rPr>
-        <w:t>EcoCrop</w:t>
-      </w:r>
-      <w:proofErr w:type="spellEnd"/>
-      <w:r>
-        <w:rPr>
-          <w:szCs w:val="24"/>
-        </w:rPr>
-        <w:t xml:space="preserve"> threshold profiles, the trapezoidal scoring functions, and the suitability ranking logic. services.py contains all data and forecasting logic </w:t>
+        <w:t xml:space="preserve"> the FAO EcoCrop threshold profiles, the trapezoidal scoring functions, and the suitability ranking logic. services.py contains all data and forecasting logic </w:t>
       </w:r>
       <w:r>
         <w:rPr>
@@ -12298,21 +12036,7 @@
           <w:szCs w:val="24"/>
         </w:rPr>
         <w:lastRenderedPageBreak/>
-        <w:t xml:space="preserve">PNG files. Downloadable PDF reports were generated using </w:t>
-      </w:r>
-      <w:proofErr w:type="spellStart"/>
-      <w:r>
-        <w:rPr>
-          <w:szCs w:val="24"/>
-        </w:rPr>
-        <w:t>ReportLab</w:t>
-      </w:r>
-      <w:proofErr w:type="spellEnd"/>
-      <w:r>
-        <w:rPr>
-          <w:szCs w:val="24"/>
-        </w:rPr>
-        <w:t>, embedding the forecast chart and a full suitability table with the conditions key.</w:t>
+        <w:t>PNG files. Downloadable PDF reports were generated using ReportLab, embedding the forecast chart and a full suitability table with the conditions key.</w:t>
       </w:r>
     </w:p>
     <w:p>
@@ -12361,21 +12085,7 @@
         <w:rPr>
           <w:szCs w:val="24"/>
         </w:rPr>
-        <w:t>t shows confidence intervals and explains conditions so users can make informed planting choices. The suitability scoring is fully based on published FAO thresholds, supporting explainability to avoid hidden outputs that could reduce trust or cause harm (</w:t>
-      </w:r>
-      <w:proofErr w:type="spellStart"/>
-      <w:r>
-        <w:rPr>
-          <w:szCs w:val="24"/>
-        </w:rPr>
-        <w:t>Floridi</w:t>
-      </w:r>
-      <w:proofErr w:type="spellEnd"/>
-      <w:r>
-        <w:rPr>
-          <w:szCs w:val="24"/>
-        </w:rPr>
-        <w:t xml:space="preserve"> &amp;amp; Cowls, 2022). Differences in forecast accuracy across regions with complex microclimates are recognized as a limitation, discussed in Chapter Six.</w:t>
+        <w:t>t shows confidence intervals and explains conditions so users can make informed planting choices. The suitability scoring is fully based on published FAO thresholds, supporting explainability to avoid hidden outputs that could reduce trust or cause harm (Floridi &amp;amp; Cowls, 2022). Differences in forecast accuracy across regions with complex microclimates are recognized as a limitation, discussed in Chapter Six.</w:t>
       </w:r>
     </w:p>
     <w:p>
@@ -12583,21 +12293,7 @@
         <w:rPr>
           <w:szCs w:val="24"/>
         </w:rPr>
-        <w:t xml:space="preserve">This chapter presents the outputs produced by the climate-informed crop prediction system across three Malawian districts: </w:t>
-      </w:r>
-      <w:proofErr w:type="spellStart"/>
-      <w:r>
-        <w:rPr>
-          <w:szCs w:val="24"/>
-        </w:rPr>
-        <w:t>Chitipa</w:t>
-      </w:r>
-      <w:proofErr w:type="spellEnd"/>
-      <w:r>
-        <w:rPr>
-          <w:szCs w:val="24"/>
-        </w:rPr>
-        <w:t xml:space="preserve"> in the Northern Region, Lilongwe in the Central Region, and Dowa, also in the Central Region. These districts were selected to represent contrasting agroclimatic conditions</w:t>
+        <w:t>This chapter presents the outputs produced by the climate-informed crop prediction system across three Malawian districts: Chitipa in the Northern Region, Lilongwe in the Central Region, and Dowa, also in the Central Region. These districts were selected to represent contrasting agroclimatic conditions</w:t>
       </w:r>
       <w:r>
         <w:rPr>
@@ -12609,21 +12305,7 @@
         <w:rPr>
           <w:szCs w:val="24"/>
         </w:rPr>
-        <w:t xml:space="preserve"> </w:t>
-      </w:r>
-      <w:proofErr w:type="spellStart"/>
-      <w:r>
-        <w:rPr>
-          <w:szCs w:val="24"/>
-        </w:rPr>
-        <w:t>Chitipa</w:t>
-      </w:r>
-      <w:proofErr w:type="spellEnd"/>
-      <w:r>
-        <w:rPr>
-          <w:szCs w:val="24"/>
-        </w:rPr>
-        <w:t xml:space="preserve"> is a cooler, drier highland district in the far north, while Lilongwe and Dowa represent the central plateau where the majority of Malawi's smallholder maize production is concentrated. Results are presented in three parts: first, the system artifact itself including the user interface and forecast outputs; second, the quantitative analysis of forecast accuracy; and third, a comparative discussion of what the suitability scores reveal across the three districts. All forecasts cover the period from March 2025 to February 2030 at 16-day intervals.</w:t>
+        <w:t xml:space="preserve"> Chitipa is a cooler, drier highland district in the far north, while Lilongwe and Dowa represent the central plateau where the majority of Malawi's smallholder maize production is concentrated. Results are presented in three parts: first, the system artifact itself including the user interface and forecast outputs; second, the quantitative analysis of forecast accuracy; and third, a comparative discussion of what the suitability scores reveal across the three districts. All forecasts cover the period from March 2025 to February 2030 at 16-day intervals.</w:t>
       </w:r>
     </w:p>
     <w:p>
@@ -12859,18 +12541,9 @@
           <w:rFonts w:cs="Times New Roman"/>
           <w:szCs w:val="24"/>
         </w:rPr>
-        <w:t xml:space="preserve">Northern Region: </w:t>
-      </w:r>
-      <w:proofErr w:type="spellStart"/>
-      <w:r>
-        <w:rPr>
-          <w:rFonts w:cs="Times New Roman"/>
-          <w:szCs w:val="24"/>
-        </w:rPr>
-        <w:t>Chitipa</w:t>
+        <w:t>Northern Region: Chitipa</w:t>
       </w:r>
       <w:bookmarkEnd w:id="69"/>
-      <w:proofErr w:type="spellEnd"/>
     </w:p>
     <w:p>
       <w:pPr>
@@ -12895,21 +12568,7 @@
         <w:rPr>
           <w:szCs w:val="24"/>
         </w:rPr>
-        <w:t xml:space="preserve"> for </w:t>
-      </w:r>
-      <w:proofErr w:type="spellStart"/>
-      <w:r>
-        <w:rPr>
-          <w:szCs w:val="24"/>
-        </w:rPr>
-        <w:t>Chitipa</w:t>
-      </w:r>
-      <w:proofErr w:type="spellEnd"/>
-      <w:r>
-        <w:rPr>
-          <w:szCs w:val="24"/>
-        </w:rPr>
-        <w:t xml:space="preserve">, covering historical data from January 2022 to February 2025 and SARIMAX projections from March 2025 to February 2030. The shaded band around each forecast line represents the 95% confidence interval, bounded post-hoc to enforce physical constraints rainfall clipped to zero, NDVI bounded between 0 and 1, and </w:t>
+        <w:t xml:space="preserve"> for Chitipa, covering historical data from January 2022 to February 2025 and SARIMAX projections from March 2025 to February 2030. The shaded band around each forecast line represents the 95% confidence interval, bounded post-hoc to enforce physical constraints rainfall clipped to zero, NDVI bounded between 0 and 1, and </w:t>
       </w:r>
       <w:r>
         <w:rPr>
@@ -13068,9 +12727,9 @@
           <w:sz w:val="24"/>
           <w:szCs w:val="24"/>
         </w:rPr>
-        <w:t xml:space="preserve">Five-year SARIMAX forecast for Northern Region </w:t>
-      </w:r>
-      <w:proofErr w:type="spellStart"/>
+        <w:t>Five-year SARIMAX forecast for Northern Region Chitipa.</w:t>
+      </w:r>
+      <w:bookmarkEnd w:id="70"/>
       <w:r>
         <w:rPr>
           <w:rFonts w:ascii="Times New Roman" w:hAnsi="Times New Roman" w:cs="Times New Roman"/>
@@ -13080,30 +12739,6 @@
           <w:sz w:val="24"/>
           <w:szCs w:val="24"/>
         </w:rPr>
-        <w:t>Chitipa</w:t>
-      </w:r>
-      <w:proofErr w:type="spellEnd"/>
-      <w:r>
-        <w:rPr>
-          <w:rFonts w:ascii="Times New Roman" w:hAnsi="Times New Roman" w:cs="Times New Roman"/>
-          <w:i w:val="0"/>
-          <w:iCs w:val="0"/>
-          <w:color w:val="auto"/>
-          <w:sz w:val="24"/>
-          <w:szCs w:val="24"/>
-        </w:rPr>
-        <w:t>.</w:t>
-      </w:r>
-      <w:bookmarkEnd w:id="70"/>
-      <w:r>
-        <w:rPr>
-          <w:rFonts w:ascii="Times New Roman" w:hAnsi="Times New Roman" w:cs="Times New Roman"/>
-          <w:i w:val="0"/>
-          <w:iCs w:val="0"/>
-          <w:color w:val="auto"/>
-          <w:sz w:val="24"/>
-          <w:szCs w:val="24"/>
-        </w:rPr>
         <w:t xml:space="preserve"> </w:t>
       </w:r>
     </w:p>
@@ -13119,21 +12754,7 @@
         <w:rPr>
           <w:szCs w:val="24"/>
         </w:rPr>
-        <w:t xml:space="preserve">The rainfall panel shows </w:t>
-      </w:r>
-      <w:proofErr w:type="spellStart"/>
-      <w:r>
-        <w:rPr>
-          <w:szCs w:val="24"/>
-        </w:rPr>
-        <w:t>Chitipa's</w:t>
-      </w:r>
-      <w:proofErr w:type="spellEnd"/>
-      <w:r>
-        <w:rPr>
-          <w:szCs w:val="24"/>
-        </w:rPr>
-        <w:t xml:space="preserve"> strongly seasonal pattern</w:t>
+        <w:t>The rainfall panel shows Chitipa's strongly seasonal pattern</w:t>
       </w:r>
       <w:r>
         <w:rPr>
@@ -13159,21 +12780,7 @@
         <w:rPr>
           <w:szCs w:val="24"/>
         </w:rPr>
-        <w:t xml:space="preserve">Figure 4 presents the suitability scores and conditions reference table for </w:t>
-      </w:r>
-      <w:proofErr w:type="spellStart"/>
-      <w:r>
-        <w:rPr>
-          <w:szCs w:val="24"/>
-        </w:rPr>
-        <w:t>Chitipa</w:t>
-      </w:r>
-      <w:proofErr w:type="spellEnd"/>
-      <w:r>
-        <w:rPr>
-          <w:szCs w:val="24"/>
-        </w:rPr>
-        <w:t xml:space="preserve">, generated from the </w:t>
+        <w:t xml:space="preserve">Figure 4 presents the suitability scores and conditions reference table for Chitipa, generated from the </w:t>
       </w:r>
       <w:r>
         <w:rPr>
@@ -13366,88 +12973,36 @@
           <w:sz w:val="24"/>
           <w:szCs w:val="24"/>
         </w:rPr>
+        <w:t xml:space="preserve"> Chitipa.</w:t>
+      </w:r>
+      <w:bookmarkEnd w:id="71"/>
+    </w:p>
+    <w:p/>
+    <w:p>
+      <w:pPr>
+        <w:spacing w:after="160"/>
+        <w:rPr>
+          <w:szCs w:val="24"/>
+        </w:rPr>
+      </w:pPr>
+      <w:r>
+        <w:rPr>
+          <w:szCs w:val="24"/>
+        </w:rPr>
+        <w:t xml:space="preserve">Cassava ranks first at 72.2%, followed closely by Sorghum and Millet. These three crops share a tolerance for low rainfall and warm temperature conditions consistent with Chitipa's projected climate. </w:t>
+      </w:r>
+      <w:r>
+        <w:rPr>
+          <w:szCs w:val="24"/>
+        </w:rPr>
+        <w:t>The conditions reference table makes this relationship directly readable: Millet's optimal rainfall range of 11.0 to 26.0 mm per 16-day period is closer to Chitipa's forecasted average of 5.16 mm than Rice, which requires 40.0 to 90.0 mm.</w:t>
+      </w:r>
+      <w:r>
+        <w:rPr>
+          <w:szCs w:val="24"/>
+        </w:rPr>
         <w:t xml:space="preserve"> </w:t>
       </w:r>
-      <w:proofErr w:type="spellStart"/>
-      <w:r>
-        <w:rPr>
-          <w:rFonts w:ascii="Times New Roman" w:hAnsi="Times New Roman" w:cs="Times New Roman"/>
-          <w:i w:val="0"/>
-          <w:iCs w:val="0"/>
-          <w:color w:val="auto"/>
-          <w:sz w:val="24"/>
-          <w:szCs w:val="24"/>
-        </w:rPr>
-        <w:t>Chitipa</w:t>
-      </w:r>
-      <w:proofErr w:type="spellEnd"/>
-      <w:r>
-        <w:rPr>
-          <w:rFonts w:ascii="Times New Roman" w:hAnsi="Times New Roman" w:cs="Times New Roman"/>
-          <w:i w:val="0"/>
-          <w:iCs w:val="0"/>
-          <w:color w:val="auto"/>
-          <w:sz w:val="24"/>
-          <w:szCs w:val="24"/>
-        </w:rPr>
-        <w:t>.</w:t>
-      </w:r>
-      <w:bookmarkEnd w:id="71"/>
-    </w:p>
-    <w:p/>
-    <w:p>
-      <w:pPr>
-        <w:spacing w:after="160"/>
-        <w:rPr>
-          <w:szCs w:val="24"/>
-        </w:rPr>
-      </w:pPr>
-      <w:r>
-        <w:rPr>
-          <w:szCs w:val="24"/>
-        </w:rPr>
-        <w:t xml:space="preserve">Cassava ranks first at 72.2%, followed closely by Sorghum and Millet. These three crops share a tolerance for low rainfall and warm temperature conditions consistent with </w:t>
-      </w:r>
-      <w:proofErr w:type="spellStart"/>
-      <w:r>
-        <w:rPr>
-          <w:szCs w:val="24"/>
-        </w:rPr>
-        <w:t>Chitipa's</w:t>
-      </w:r>
-      <w:proofErr w:type="spellEnd"/>
-      <w:r>
-        <w:rPr>
-          <w:szCs w:val="24"/>
-        </w:rPr>
-        <w:t xml:space="preserve"> projected climate. </w:t>
-      </w:r>
-      <w:r>
-        <w:rPr>
-          <w:szCs w:val="24"/>
-        </w:rPr>
-        <w:t xml:space="preserve">The conditions reference table makes this relationship directly readable: Millet's optimal rainfall range of 11.0 to 26.0 mm per 16-day period is closer to </w:t>
-      </w:r>
-      <w:proofErr w:type="spellStart"/>
-      <w:r>
-        <w:rPr>
-          <w:szCs w:val="24"/>
-        </w:rPr>
-        <w:t>Chitipa's</w:t>
-      </w:r>
-      <w:proofErr w:type="spellEnd"/>
-      <w:r>
-        <w:rPr>
-          <w:szCs w:val="24"/>
-        </w:rPr>
-        <w:t xml:space="preserve"> forecasted average of 5.16 mm than Rice, which requires 40.0 to 90.0 mm.</w:t>
-      </w:r>
-      <w:r>
-        <w:rPr>
-          <w:szCs w:val="24"/>
-        </w:rPr>
-        <w:t xml:space="preserve"> </w:t>
-      </w:r>
       <w:r>
         <w:rPr>
           <w:szCs w:val="24"/>
@@ -13476,35 +13031,7 @@
         <w:rPr>
           <w:szCs w:val="24"/>
         </w:rPr>
-        <w:t xml:space="preserve"> the mismatch between its water requirements and </w:t>
-      </w:r>
-      <w:proofErr w:type="spellStart"/>
-      <w:r>
-        <w:rPr>
-          <w:szCs w:val="24"/>
-        </w:rPr>
-        <w:t>Chitipa's</w:t>
-      </w:r>
-      <w:proofErr w:type="spellEnd"/>
-      <w:r>
-        <w:rPr>
-          <w:szCs w:val="24"/>
-        </w:rPr>
-        <w:t xml:space="preserve"> projected dry conditions. All five remaining crops are rated Suitable, indicating that while </w:t>
-      </w:r>
-      <w:proofErr w:type="spellStart"/>
-      <w:r>
-        <w:rPr>
-          <w:szCs w:val="24"/>
-        </w:rPr>
-        <w:t>Chitipa</w:t>
-      </w:r>
-      <w:proofErr w:type="spellEnd"/>
-      <w:r>
-        <w:rPr>
-          <w:szCs w:val="24"/>
-        </w:rPr>
-        <w:t xml:space="preserve"> is not ideal for any single crop, it broadly supports drought-tolerant agriculture.</w:t>
+        <w:t xml:space="preserve"> the mismatch between its water requirements and Chitipa's projected dry conditions. All five remaining crops are rated Suitable, indicating that while Chitipa is not ideal for any single crop, it broadly supports drought-tolerant agriculture.</w:t>
       </w:r>
     </w:p>
     <w:p>
@@ -13546,21 +13073,7 @@
         <w:rPr>
           <w:szCs w:val="24"/>
         </w:rPr>
-        <w:t xml:space="preserve">Figure 5 presents the forecast visualization for Lilongwe. The rainfall pattern is similar in structure to </w:t>
-      </w:r>
-      <w:proofErr w:type="spellStart"/>
-      <w:r>
-        <w:rPr>
-          <w:szCs w:val="24"/>
-        </w:rPr>
-        <w:t>Chitipa</w:t>
-      </w:r>
-      <w:proofErr w:type="spellEnd"/>
-      <w:r>
-        <w:rPr>
-          <w:szCs w:val="24"/>
-        </w:rPr>
-        <w:t xml:space="preserve"> but with slightly higher wet-season peaks. The more significant difference appears in the NDVI panel. The forecasted mean shows a stabilizing trend toward the lower end of the observed range, with the confidence interval widening in later years to reflect growing uncertainty. The average forecasted NDVI for Lilongwe is 0.400. This value is critical because it represents the minimum threshold required for healthy growth of several staple crops. Unlike the other districts, Lilongwe is not projected to see vegetation improvement but rather a maintenance of baseline levels that places it on the borderline of crop viability.</w:t>
+        <w:t>Figure 5 presents the forecast visualization for Lilongwe. The rainfall pattern is similar in structure to Chitipa but with slightly higher wet-season peaks. The more significant difference appears in the NDVI panel. The forecasted mean shows a stabilizing trend toward the lower end of the observed range, with the confidence interval widening in later years to reflect growing uncertainty. The average forecasted NDVI for Lilongwe is 0.400. This value is critical because it represents the minimum threshold required for healthy growth of several staple crops. Unlike the other districts, Lilongwe is not projected to see vegetation improvement but rather a maintenance of baseline levels that places it on the borderline of crop viability.</w:t>
       </w:r>
       <w:r>
         <w:rPr>
@@ -13933,21 +13446,7 @@
         <w:rPr>
           <w:szCs w:val="24"/>
         </w:rPr>
-        <w:t xml:space="preserve">The results are markedly different from </w:t>
-      </w:r>
-      <w:proofErr w:type="spellStart"/>
-      <w:r>
-        <w:rPr>
-          <w:szCs w:val="24"/>
-        </w:rPr>
-        <w:t>Chitipa</w:t>
-      </w:r>
-      <w:proofErr w:type="spellEnd"/>
-      <w:r>
-        <w:rPr>
-          <w:szCs w:val="24"/>
-        </w:rPr>
-        <w:t>. Millet again leads at 75.7%, but the score spread widens considerably</w:t>
+        <w:t>The results are markedly different from Chitipa. Millet again leads at 75.7%, but the score spread widens considerably</w:t>
       </w:r>
       <w:r>
         <w:rPr>
@@ -14166,31 +13665,7 @@
           <w:sz w:val="24"/>
           <w:szCs w:val="24"/>
         </w:rPr>
-        <w:t xml:space="preserve">Regional comparison of forecasted climate averages and crop suitability outcomes across </w:t>
-      </w:r>
-      <w:proofErr w:type="spellStart"/>
-      <w:r>
-        <w:rPr>
-          <w:rFonts w:ascii="Times New Roman" w:hAnsi="Times New Roman" w:cs="Times New Roman"/>
-          <w:i w:val="0"/>
-          <w:iCs w:val="0"/>
-          <w:color w:val="auto"/>
-          <w:sz w:val="24"/>
-          <w:szCs w:val="24"/>
-        </w:rPr>
-        <w:t>Chitipa</w:t>
-      </w:r>
-      <w:proofErr w:type="spellEnd"/>
-      <w:r>
-        <w:rPr>
-          <w:rFonts w:ascii="Times New Roman" w:hAnsi="Times New Roman" w:cs="Times New Roman"/>
-          <w:i w:val="0"/>
-          <w:iCs w:val="0"/>
-          <w:color w:val="auto"/>
-          <w:sz w:val="24"/>
-          <w:szCs w:val="24"/>
-        </w:rPr>
-        <w:t>, Lilongwe, and Dowa.</w:t>
+        <w:t>Regional comparison of forecasted climate averages and crop suitability outcomes across Chitipa, Lilongwe, and Dowa.</w:t>
       </w:r>
       <w:bookmarkEnd w:id="76"/>
     </w:p>
@@ -14265,23 +13740,13 @@
                 <w:szCs w:val="24"/>
               </w:rPr>
             </w:pPr>
-            <w:proofErr w:type="spellStart"/>
             <w:r>
               <w:rPr>
                 <w:b/>
                 <w:bCs/>
                 <w:szCs w:val="24"/>
               </w:rPr>
-              <w:t>Chitipa</w:t>
-            </w:r>
-            <w:proofErr w:type="spellEnd"/>
-            <w:r>
-              <w:rPr>
-                <w:b/>
-                <w:bCs/>
-                <w:szCs w:val="24"/>
-              </w:rPr>
-              <w:t xml:space="preserve"> (North)</w:t>
+              <w:t>Chitipa (North)</w:t>
             </w:r>
           </w:p>
         </w:tc>
@@ -15013,21 +14478,7 @@
         <w:rPr>
           <w:szCs w:val="24"/>
         </w:rPr>
-        <w:t xml:space="preserve">Walk-forward cross-validation using </w:t>
-      </w:r>
-      <w:proofErr w:type="spellStart"/>
-      <w:r>
-        <w:rPr>
-          <w:szCs w:val="24"/>
-        </w:rPr>
-        <w:t>TimeSeriesSplit</w:t>
-      </w:r>
-      <w:proofErr w:type="spellEnd"/>
-      <w:r>
-        <w:rPr>
-          <w:szCs w:val="24"/>
-        </w:rPr>
-        <w:t xml:space="preserve"> with two folds across three randomly sampled regions produced the accuracy metrics shown in Table 2.</w:t>
+        <w:t>Walk-forward cross-validation using TimeSeriesSplit with two folds across three randomly sampled regions produced the accuracy metrics shown in Table 2.</w:t>
       </w:r>
     </w:p>
     <w:p>
@@ -15710,21 +15161,7 @@
         <w:rPr>
           <w:szCs w:val="24"/>
         </w:rPr>
-        <w:t xml:space="preserve">A third, more unique pattern emerges in Lilongwe, where Maize is rated only as Marginal. Maize received decent scores in </w:t>
-      </w:r>
-      <w:proofErr w:type="spellStart"/>
-      <w:r>
-        <w:rPr>
-          <w:szCs w:val="24"/>
-        </w:rPr>
-        <w:t>Chitipa</w:t>
-      </w:r>
-      <w:proofErr w:type="spellEnd"/>
-      <w:r>
-        <w:rPr>
-          <w:szCs w:val="24"/>
-        </w:rPr>
-        <w:t xml:space="preserve"> and Dowa, with NDVI values close to the ideal range of 0.40 to 0.75. However, </w:t>
+        <w:t xml:space="preserve">A third, more unique pattern emerges in Lilongwe, where Maize is rated only as Marginal. Maize received decent scores in Chitipa and Dowa, with NDVI values close to the ideal range of 0.40 to 0.75. However, </w:t>
       </w:r>
       <w:r>
         <w:rPr>
@@ -15806,21 +15243,7 @@
         <w:rPr>
           <w:szCs w:val="24"/>
         </w:rPr>
-        <w:t xml:space="preserve"> both findings align with what FAO </w:t>
-      </w:r>
-      <w:proofErr w:type="spellStart"/>
-      <w:r>
-        <w:rPr>
-          <w:szCs w:val="24"/>
-        </w:rPr>
-        <w:t>EcoCrop</w:t>
-      </w:r>
-      <w:proofErr w:type="spellEnd"/>
-      <w:r>
-        <w:rPr>
-          <w:szCs w:val="24"/>
-        </w:rPr>
-        <w:t xml:space="preserve"> parameters predict for these climate profiles.</w:t>
+        <w:t xml:space="preserve"> both findings align with what FAO EcoCrop parameters predict for these climate profiles.</w:t>
       </w:r>
     </w:p>
     <w:p>
@@ -15985,21 +15408,7 @@
         <w:rPr>
           <w:szCs w:val="24"/>
         </w:rPr>
-        <w:t xml:space="preserve">This chapter presented the full outputs of the climate-informed crop prediction system across three Malawian districts. The selection interface, forecast </w:t>
-      </w:r>
-      <w:proofErr w:type="spellStart"/>
-      <w:r>
-        <w:rPr>
-          <w:szCs w:val="24"/>
-        </w:rPr>
-        <w:t>visualisations</w:t>
-      </w:r>
-      <w:proofErr w:type="spellEnd"/>
-      <w:r>
-        <w:rPr>
-          <w:szCs w:val="24"/>
-        </w:rPr>
-        <w:t xml:space="preserve">, suitability tables, and conditions reference were demonstrated as a coherent artifact. Walk-forward cross-validation established the forecasting models' accuracy as adequate for trend-based agricultural planning. The most significant finding </w:t>
+        <w:t xml:space="preserve">This chapter presented the full outputs of the climate-informed crop prediction system across three Malawian districts. The selection interface, forecast visualisations, suitability tables, and conditions reference were demonstrated as a coherent artifact. Walk-forward cross-validation established the forecasting models' accuracy as adequate for trend-based agricultural planning. The most significant finding </w:t>
       </w:r>
       <w:r>
         <w:rPr>
@@ -16142,15 +15551,7 @@
         <w:ind w:left="0" w:firstLine="0"/>
       </w:pPr>
       <w:r>
-        <w:t xml:space="preserve">Four criteria were used, corresponding to the four specific objectives from Chapter One. Forecast accuracy assessed whether the SARIMAX models produce projections sufficiently reliable for medium-term agricultural planning, measured using MAE and RMSE from walk-forward cross-validation, with MAPE excluded for rainfall due to its zero-heavy dry-season distribution. Suitability scoring validity assessed whether crop scores are grounded in published agronomic science and consistent with known growing conditions, verified by tracing each threshold to its FAO </w:t>
-      </w:r>
-      <w:proofErr w:type="spellStart"/>
-      <w:r>
-        <w:t>EcoCrop</w:t>
-      </w:r>
-      <w:proofErr w:type="spellEnd"/>
-      <w:r>
-        <w:t xml:space="preserve"> source. Interpretability assessed whether a non-specialist user can understand the basis for each recommendation without technical knowledge. System completeness assessed whether the artifact covers the full pipeline from user input to downloadable output and handles edge cases gracefully.</w:t>
+        <w:t>Four criteria were used, corresponding to the four specific objectives from Chapter One. Forecast accuracy assessed whether the SARIMAX models produce projections sufficiently reliable for medium-term agricultural planning, measured using MAE and RMSE from walk-forward cross-validation, with MAPE excluded for rainfall due to its zero-heavy dry-season distribution. Suitability scoring validity assessed whether crop scores are grounded in published agronomic science and consistent with known growing conditions, verified by tracing each threshold to its FAO EcoCrop source. Interpretability assessed whether a non-specialist user can understand the basis for each recommendation without technical knowledge. System completeness assessed whether the artifact covers the full pipeline from user input to downloadable output and handles edge cases gracefully.</w:t>
       </w:r>
     </w:p>
     <w:p>
@@ -16175,39 +15576,7 @@
         <w:ind w:left="0" w:firstLine="0"/>
       </w:pPr>
       <w:r>
-        <w:t>Forecast validation used scikit-</w:t>
-      </w:r>
-      <w:proofErr w:type="spellStart"/>
-      <w:r>
-        <w:t>learn's</w:t>
-      </w:r>
-      <w:proofErr w:type="spellEnd"/>
-      <w:r>
-        <w:t xml:space="preserve"> </w:t>
-      </w:r>
-      <w:proofErr w:type="spellStart"/>
-      <w:r>
-        <w:t>TimeSeriesSplit</w:t>
-      </w:r>
-      <w:proofErr w:type="spellEnd"/>
-      <w:r>
-        <w:t xml:space="preserve"> with two folds across three randomly sampled regions, preserving temporal order to avoid data leakage. Two folds were used because the 73-observation dataset per region does not support more without reducing training windows below the minimum required for SARIMAX with a seasonal period of 23. Suitability scoring validation cross-referenced outputs against FAO </w:t>
-      </w:r>
-      <w:proofErr w:type="spellStart"/>
-      <w:r>
-        <w:t>EcoCrop</w:t>
-      </w:r>
-      <w:proofErr w:type="spellEnd"/>
-      <w:r>
-        <w:t xml:space="preserve"> parameters for all six crops, adjusted for the 2–5°C offset between Land Surface Temperature and air temperature. The system was tested against forecasted conditions for </w:t>
-      </w:r>
-      <w:proofErr w:type="spellStart"/>
-      <w:r>
-        <w:t>Chitipa</w:t>
-      </w:r>
-      <w:proofErr w:type="spellEnd"/>
-      <w:r>
-        <w:t xml:space="preserve">, Lilongwe, and Dowa to confirm rankings were </w:t>
+        <w:t xml:space="preserve">Forecast validation used scikit-learn's TimeSeriesSplit with two folds across three randomly sampled regions, preserving temporal order to avoid data leakage. Two folds were used because the 73-observation dataset per region does not support more without reducing training windows below the minimum required for SARIMAX with a seasonal period of 23. Suitability scoring validation cross-referenced outputs against FAO EcoCrop parameters for all six crops, adjusted for the 2–5°C offset between Land Surface Temperature and air temperature. The system was tested against forecasted conditions for Chitipa, Lilongwe, and Dowa to confirm rankings were </w:t>
       </w:r>
       <w:r>
         <w:lastRenderedPageBreak/>
@@ -16263,29 +15632,13 @@
         <w:t>4</w:t>
       </w:r>
       <w:r>
-        <w:t xml:space="preserve"> falls below Maize's minimum viable threshold, returning a Marginal rating. In </w:t>
-      </w:r>
-      <w:proofErr w:type="spellStart"/>
-      <w:r>
-        <w:t>Chitipa</w:t>
-      </w:r>
-      <w:proofErr w:type="spellEnd"/>
-      <w:r>
-        <w:t xml:space="preserve"> and Dowa, where NDVI was higher, Maize scored Suitable</w:t>
+        <w:t xml:space="preserve"> falls below Maize's minimum viable threshold, returning a Marginal rating. In Chitipa and Dowa, where NDVI was higher, Maize scored Suitable</w:t>
       </w:r>
       <w:r>
         <w:t>,</w:t>
       </w:r>
       <w:r>
-        <w:t xml:space="preserve"> confirming the scoring function responds to regional variation rather than producing static outputs. Interpretability was satisfactory, with forecasted averages and optimal crop ranges simultaneously visible on the results page, allowing users to independently verify any recommendation without technical knowledge, fulfilling the explainable AI principle described by </w:t>
-      </w:r>
-      <w:proofErr w:type="spellStart"/>
-      <w:r>
-        <w:t>Floridi</w:t>
-      </w:r>
-      <w:proofErr w:type="spellEnd"/>
-      <w:r>
-        <w:t xml:space="preserve"> and Cowls (2022). System completeness was confirmed across all tested regions with all pipeline stages functioning correctly end-to-end.</w:t>
+        <w:t xml:space="preserve"> confirming the scoring function responds to regional variation rather than producing static outputs. Interpretability was satisfactory, with forecasted averages and optimal crop ranges simultaneously visible on the results page, allowing users to independently verify any recommendation without technical knowledge, fulfilling the explainable AI principle described by Floridi and Cowls (2022). System completeness was confirmed across all tested regions with all pipeline stages functioning correctly end-to-end.</w:t>
       </w:r>
     </w:p>
     <w:p>
@@ -16348,23 +15701,7 @@
         <w:ind w:left="0" w:firstLine="0"/>
       </w:pPr>
       <w:r>
-        <w:t xml:space="preserve">The system runs as a locally hosted Flask application on Python 3.13, with </w:t>
-      </w:r>
-      <w:proofErr w:type="spellStart"/>
-      <w:r>
-        <w:t>statsmodels</w:t>
-      </w:r>
-      <w:proofErr w:type="spellEnd"/>
-      <w:r>
-        <w:t xml:space="preserve"> handling SARIMAX fitting, </w:t>
-      </w:r>
-      <w:proofErr w:type="spellStart"/>
-      <w:r>
-        <w:t>joblib</w:t>
-      </w:r>
-      <w:proofErr w:type="spellEnd"/>
-      <w:r>
-        <w:t xml:space="preserve"> managing model </w:t>
+        <w:t xml:space="preserve">The system runs as a locally hosted Flask application on Python 3.13, with statsmodels handling SARIMAX fitting, joblib managing model </w:t>
       </w:r>
       <w:r>
         <w:t>serialization</w:t>
@@ -16376,15 +15713,7 @@
         <w:t>visualizations</w:t>
       </w:r>
       <w:r>
-        <w:t xml:space="preserve">, and </w:t>
-      </w:r>
-      <w:proofErr w:type="spellStart"/>
-      <w:r>
-        <w:t>ReportLab</w:t>
-      </w:r>
-      <w:proofErr w:type="spellEnd"/>
-      <w:r>
-        <w:t xml:space="preserve"> producing PDF reports. All data is loaded from a single CSV file at startup and cached in memory, requiring no database. Pre-trained models persist across sessions, eliminating retraining on subsequent requests. Training a new region takes approximately 30–60 seconds. </w:t>
+        <w:t xml:space="preserve">, and ReportLab producing PDF reports. All data is loaded from a single CSV file at startup and cached in memory, requiring no database. Pre-trained models persist across sessions, eliminating retraining on subsequent requests. Training a new region takes approximately 30–60 seconds. </w:t>
       </w:r>
       <w:r>
         <w:t>The application was tested on a Windows 11 machine and confirmed functional across all named districts, accessible through any modern web browser with acceptable tablet rendering via Bootstrap. A production WSGI server and HTTPS configuration would be required before public deployment.</w:t>
@@ -16495,29 +15824,13 @@
         <w:t>1) (</w:t>
       </w:r>
       <w:r>
-        <w:t xml:space="preserve">1,1,1,23) models per district, evaluated against FAO </w:t>
-      </w:r>
-      <w:proofErr w:type="spellStart"/>
-      <w:r>
-        <w:t>EcoCrop</w:t>
-      </w:r>
-      <w:proofErr w:type="spellEnd"/>
-      <w:r>
-        <w:t xml:space="preserve"> thresholds for six crops, and delivered through a Flask web application with downloadable PDF and CSV outputs. The system was tested across three districts</w:t>
+        <w:t>1,1,1,23) models per district, evaluated against FAO EcoCrop thresholds for six crops, and delivered through a Flask web application with downloadable PDF and CSV outputs. The system was tested across three districts</w:t>
       </w:r>
       <w:r>
         <w:t>:</w:t>
       </w:r>
       <w:r>
-        <w:t xml:space="preserve"> </w:t>
-      </w:r>
-      <w:proofErr w:type="spellStart"/>
-      <w:r>
-        <w:t>Chitipa</w:t>
-      </w:r>
-      <w:proofErr w:type="spellEnd"/>
-      <w:r>
-        <w:t>, Lilongwe, and Dowa</w:t>
+        <w:t xml:space="preserve"> Chitipa, Lilongwe, and Dowa</w:t>
       </w:r>
       <w:r>
         <w:t xml:space="preserve"> </w:t>
@@ -16548,15 +15861,7 @@
         <w:ind w:left="0" w:firstLine="0"/>
       </w:pPr>
       <w:r>
-        <w:t xml:space="preserve">The analysis yielded three key findings. First, Millet consistently performed best across the three districts. </w:t>
-      </w:r>
-      <w:proofErr w:type="spellStart"/>
-      <w:r>
-        <w:t>Its</w:t>
-      </w:r>
-      <w:proofErr w:type="spellEnd"/>
-      <w:r>
-        <w:t xml:space="preserve"> ideal growing conditions at a 16-day rainfall range of 11 to 26 mm combined with land surface temperatures between 31 and 40 degrees Celsius closely match Malawi’s expected warm and dry climate. The fact that Millet, along with Sorghum and Cassava, outperforms traditional staples like Maize and Rice offers concrete, district-level evidence in favor of crop </w:t>
+        <w:t xml:space="preserve">The analysis yielded three key findings. First, Millet consistently performed best across the three districts. Its ideal growing conditions at a 16-day rainfall range of 11 to 26 mm combined with land surface temperatures between 31 and 40 degrees Celsius closely match Malawi’s expected warm and dry climate. The fact that Millet, along with Sorghum and Cassava, outperforms traditional staples like Maize and Rice offers concrete, district-level evidence in favor of crop </w:t>
       </w:r>
       <w:r>
         <w:lastRenderedPageBreak/>
@@ -16584,15 +15889,7 @@
         <w:ind w:left="0" w:firstLine="0"/>
       </w:pPr>
       <w:r>
-        <w:t xml:space="preserve">Third, the study identified a significant anomaly in Lilongwe. Although it shares similar temperature and rainfall projections with </w:t>
-      </w:r>
-      <w:proofErr w:type="spellStart"/>
-      <w:r>
-        <w:t>Chitipa</w:t>
-      </w:r>
-      <w:proofErr w:type="spellEnd"/>
-      <w:r>
-        <w:t xml:space="preserve"> and Dowa, </w:t>
+        <w:t xml:space="preserve">Third, the study identified a significant anomaly in Lilongwe. Although it shares similar temperature and rainfall projections with Chitipa and Dowa, </w:t>
       </w:r>
       <w:r>
         <w:t>Lilongwe showed distinctly lower suitability scores, including two classifications marked Marginal and vegetation health at the lower boundary of viability (NDVI = 0.400). This highlights the value of the multi-variable analysis approach</w:t>
@@ -17009,19 +16306,11 @@
           <w:bCs/>
         </w:rPr>
       </w:pPr>
-      <w:proofErr w:type="spellStart"/>
-      <w:r>
-        <w:rPr>
-          <w:bCs/>
-        </w:rPr>
-        <w:t>Floridi</w:t>
-      </w:r>
-      <w:proofErr w:type="spellEnd"/>
-      <w:r>
-        <w:rPr>
-          <w:bCs/>
-        </w:rPr>
-        <w:t xml:space="preserve">, L., &amp; Cowls, J. (2022). A unified framework of five principles for AI in society. </w:t>
+      <w:r>
+        <w:rPr>
+          <w:bCs/>
+        </w:rPr>
+        <w:t xml:space="preserve">Floridi, L., &amp; Cowls, J. (2022). A unified framework of five principles for AI in society. </w:t>
       </w:r>
       <w:r>
         <w:rPr>
@@ -17149,21 +16438,7 @@
         <w:rPr>
           <w:bCs/>
         </w:rPr>
-        <w:t xml:space="preserve"> (2nd ed.). </w:t>
-      </w:r>
-      <w:proofErr w:type="spellStart"/>
-      <w:r>
-        <w:rPr>
-          <w:bCs/>
-        </w:rPr>
-        <w:t>OTexts</w:t>
-      </w:r>
-      <w:proofErr w:type="spellEnd"/>
-      <w:r>
-        <w:rPr>
-          <w:bCs/>
-        </w:rPr>
-        <w:t xml:space="preserve">. </w:t>
+        <w:t xml:space="preserve"> (2nd ed.). OTexts. </w:t>
       </w:r>
       <w:hyperlink r:id="rId24" w:history="1">
         <w:r>
@@ -17225,21 +16500,7 @@
         <w:rPr>
           <w:bCs/>
         </w:rPr>
-        <w:t xml:space="preserve">Lim, B., &amp; </w:t>
-      </w:r>
-      <w:proofErr w:type="spellStart"/>
-      <w:r>
-        <w:rPr>
-          <w:bCs/>
-        </w:rPr>
-        <w:t>Zohren</w:t>
-      </w:r>
-      <w:proofErr w:type="spellEnd"/>
-      <w:r>
-        <w:rPr>
-          <w:bCs/>
-        </w:rPr>
-        <w:t xml:space="preserve">, S. (2021). Time-series forecasting with deep learning: A survey. </w:t>
+        <w:t xml:space="preserve">Lim, B., &amp; Zohren, S. (2021). Time-series forecasting with deep learning: A survey. </w:t>
       </w:r>
       <w:r>
         <w:rPr>
@@ -17277,21 +16538,7 @@
         <w:rPr>
           <w:bCs/>
         </w:rPr>
-        <w:t xml:space="preserve">Maggio, G., Sitko, N. J., &amp; </w:t>
-      </w:r>
-      <w:proofErr w:type="spellStart"/>
-      <w:r>
-        <w:rPr>
-          <w:bCs/>
-        </w:rPr>
-        <w:t>Ignaciuk</w:t>
-      </w:r>
-      <w:proofErr w:type="spellEnd"/>
-      <w:r>
-        <w:rPr>
-          <w:bCs/>
-        </w:rPr>
-        <w:t xml:space="preserve">, A. (2018). </w:t>
+        <w:t xml:space="preserve">Maggio, G., Sitko, N. J., &amp; Ignaciuk, A. (2018). </w:t>
       </w:r>
       <w:r>
         <w:rPr>
@@ -17330,35 +16577,7 @@
           <w:bCs/>
         </w:rPr>
         <w:lastRenderedPageBreak/>
-        <w:t xml:space="preserve">Ramirez-Villegas, J., Jarvis, A., &amp; </w:t>
-      </w:r>
-      <w:proofErr w:type="spellStart"/>
-      <w:r>
-        <w:rPr>
-          <w:bCs/>
-        </w:rPr>
-        <w:t>Läderach</w:t>
-      </w:r>
-      <w:proofErr w:type="spellEnd"/>
-      <w:r>
-        <w:rPr>
-          <w:bCs/>
-        </w:rPr>
-        <w:t xml:space="preserve">, P. (2013). Empirical approaches for assessing impacts of climate change on agriculture: The </w:t>
-      </w:r>
-      <w:proofErr w:type="spellStart"/>
-      <w:r>
-        <w:rPr>
-          <w:bCs/>
-        </w:rPr>
-        <w:t>EcoCrop</w:t>
-      </w:r>
-      <w:proofErr w:type="spellEnd"/>
-      <w:r>
-        <w:rPr>
-          <w:bCs/>
-        </w:rPr>
-        <w:t xml:space="preserve"> model and a case study with grain sorghum. </w:t>
+        <w:t xml:space="preserve">Ramirez-Villegas, J., Jarvis, A., &amp; Läderach, P. (2013). Empirical approaches for assessing impacts of climate change on agriculture: The EcoCrop model and a case study with grain sorghum. </w:t>
       </w:r>
       <w:r>
         <w:rPr>
@@ -17396,21 +16615,7 @@
         <w:rPr>
           <w:bCs/>
         </w:rPr>
-        <w:t xml:space="preserve">Rosin, C., Nyirenda, N., </w:t>
-      </w:r>
-      <w:proofErr w:type="spellStart"/>
-      <w:r>
-        <w:rPr>
-          <w:bCs/>
-        </w:rPr>
-        <w:t>Nalivata</w:t>
-      </w:r>
-      <w:proofErr w:type="spellEnd"/>
-      <w:r>
-        <w:rPr>
-          <w:bCs/>
-        </w:rPr>
-        <w:t xml:space="preserve">, P., Ito, S., Mase, S., Nakamura, R., &amp; Sakurai, T. (2021). Comparison of hydrological and vegetation remote sensing datasets as proxies for rainfed maize yield in Malawi. </w:t>
+        <w:t xml:space="preserve">Rosin, C., Nyirenda, N., Nalivata, P., Ito, S., Mase, S., Nakamura, R., &amp; Sakurai, T. (2021). Comparison of hydrological and vegetation remote sensing datasets as proxies for rainfed maize yield in Malawi. </w:t>
       </w:r>
       <w:r>
         <w:rPr>
@@ -17568,28 +16773,12 @@
     </w:p>
     <w:p>
       <w:r>
-        <w:t xml:space="preserve">The Malawi Forecasts Crop Prediction System uses open-source tech like Python, Pandas, NumPy, Scikit-learn and </w:t>
-      </w:r>
-      <w:proofErr w:type="spellStart"/>
-      <w:r>
-        <w:t>Jupyter</w:t>
-      </w:r>
-      <w:proofErr w:type="spellEnd"/>
-      <w:r>
-        <w:t xml:space="preserve"> Notebook. These tools are free for school use. Climate and farming data come from sources like AAGWA under AKADEMIYA2063, FAO databases, and World Bank data portals, which are open to the public for study.</w:t>
-      </w:r>
-    </w:p>
-    <w:p>
-      <w:r>
-        <w:t xml:space="preserve">The system’s development, model learning, and testing happen on a personal laptop using Visual Studio Code and </w:t>
-      </w:r>
-      <w:proofErr w:type="spellStart"/>
-      <w:r>
-        <w:t>Jupyter</w:t>
-      </w:r>
-      <w:proofErr w:type="spellEnd"/>
-      <w:r>
-        <w:t xml:space="preserve"> Notebook. Since the project is for study and doesn't need special hardware or paid cloud services, infrastructure costs stay low.</w:t>
+        <w:t>The Malawi Forecasts Crop Prediction System uses open-source tech like Python, Pandas, NumPy, Scikit-learn and Jupyter Notebook. These tools are free for school use. Climate and farming data come from sources like AAGWA under AKADEMIYA2063, FAO databases, and World Bank data portals, which are open to the public for study.</w:t>
+      </w:r>
+    </w:p>
+    <w:p>
+      <w:r>
+        <w:t>The system’s development, model learning, and testing happen on a personal laptop using Visual Studio Code and Jupyter Notebook. Since the project is for study and doesn't need special hardware or paid cloud services, infrastructure costs stay low.</w:t>
       </w:r>
     </w:p>
     <w:p>
@@ -18585,15 +17774,7 @@
     </w:p>
     <w:p>
       <w:r>
-        <w:t xml:space="preserve">Three climate variables were collected at district level: rainfall in </w:t>
-      </w:r>
-      <w:proofErr w:type="spellStart"/>
-      <w:r>
-        <w:t>millimetres</w:t>
-      </w:r>
-      <w:proofErr w:type="spellEnd"/>
-      <w:r>
-        <w:t xml:space="preserve">, land surface temperature in degrees Celsius, and NDVI. Each variable was downloaded as separate yearly CSV files covering Malawi's 238 districts identified by GADM GID_2 codes. Raw files used wide format with observation dates as column headers. After preprocessing, the three variables were </w:t>
+        <w:t xml:space="preserve">Three climate variables were collected at district level: rainfall in millimetres, land surface temperature in degrees Celsius, and NDVI. Each variable was downloaded as separate yearly CSV files covering Malawi's 238 districts identified by GADM GID_2 codes. Raw files used wide format with observation dates as column headers. After preprocessing, the three variables were </w:t>
       </w:r>
       <w:r>
         <w:lastRenderedPageBreak/>
@@ -19111,17 +18292,8 @@
                 <w:rFonts w:ascii="Calibri" w:hAnsi="Calibri" w:cs="Calibri"/>
                 <w:sz w:val="22"/>
               </w:rPr>
-              <w:t xml:space="preserve">TA </w:t>
-            </w:r>
-            <w:proofErr w:type="spellStart"/>
-            <w:r>
-              <w:rPr>
-                <w:rFonts w:ascii="Calibri" w:hAnsi="Calibri" w:cs="Calibri"/>
-                <w:sz w:val="22"/>
-              </w:rPr>
-              <w:t>Kalembo</w:t>
-            </w:r>
-            <w:proofErr w:type="spellEnd"/>
+              <w:t>TA Kalembo</w:t>
+            </w:r>
           </w:p>
         </w:tc>
         <w:tc>
@@ -19271,17 +18443,8 @@
                 <w:rFonts w:ascii="Calibri" w:hAnsi="Calibri" w:cs="Calibri"/>
                 <w:sz w:val="22"/>
               </w:rPr>
-              <w:t xml:space="preserve">TA </w:t>
-            </w:r>
-            <w:proofErr w:type="spellStart"/>
-            <w:r>
-              <w:rPr>
-                <w:rFonts w:ascii="Calibri" w:hAnsi="Calibri" w:cs="Calibri"/>
-                <w:sz w:val="22"/>
-              </w:rPr>
-              <w:t>Nsamala</w:t>
-            </w:r>
-            <w:proofErr w:type="spellEnd"/>
+              <w:t>TA Nsamala</w:t>
+            </w:r>
           </w:p>
         </w:tc>
         <w:tc>
@@ -19884,17 +19047,8 @@
                 <w:rFonts w:ascii="Calibri" w:hAnsi="Calibri" w:cs="Calibri"/>
                 <w:sz w:val="22"/>
               </w:rPr>
-              <w:t xml:space="preserve">TA </w:t>
-            </w:r>
-            <w:proofErr w:type="spellStart"/>
-            <w:r>
-              <w:rPr>
-                <w:rFonts w:ascii="Calibri" w:hAnsi="Calibri" w:cs="Calibri"/>
-                <w:sz w:val="22"/>
-              </w:rPr>
-              <w:t>Kuntaja</w:t>
-            </w:r>
-            <w:proofErr w:type="spellEnd"/>
+              <w:t>TA Kuntaja</w:t>
+            </w:r>
           </w:p>
         </w:tc>
         <w:tc>
@@ -20044,17 +19198,8 @@
                 <w:rFonts w:ascii="Calibri" w:hAnsi="Calibri" w:cs="Calibri"/>
                 <w:sz w:val="22"/>
               </w:rPr>
-              <w:t xml:space="preserve">TA </w:t>
-            </w:r>
-            <w:proofErr w:type="spellStart"/>
-            <w:r>
-              <w:rPr>
-                <w:rFonts w:ascii="Calibri" w:hAnsi="Calibri" w:cs="Calibri"/>
-                <w:sz w:val="22"/>
-              </w:rPr>
-              <w:t>Kunthembwe</w:t>
-            </w:r>
-            <w:proofErr w:type="spellEnd"/>
+              <w:t>TA Kunthembwe</w:t>
+            </w:r>
           </w:p>
         </w:tc>
         <w:tc>
@@ -20204,17 +19349,8 @@
                 <w:rFonts w:ascii="Calibri" w:hAnsi="Calibri" w:cs="Calibri"/>
                 <w:sz w:val="22"/>
               </w:rPr>
-              <w:t xml:space="preserve">TA </w:t>
-            </w:r>
-            <w:proofErr w:type="spellStart"/>
-            <w:r>
-              <w:rPr>
-                <w:rFonts w:ascii="Calibri" w:hAnsi="Calibri" w:cs="Calibri"/>
-                <w:sz w:val="22"/>
-              </w:rPr>
-              <w:t>Lundu</w:t>
-            </w:r>
-            <w:proofErr w:type="spellEnd"/>
+              <w:t>TA Lundu</w:t>
+            </w:r>
           </w:p>
         </w:tc>
         <w:tc>
@@ -20704,13 +19840,8 @@
               <w:spacing w:after="0" w:line="240" w:lineRule="auto"/>
             </w:pPr>
             <w:r>
-              <w:t xml:space="preserve">TA </w:t>
-            </w:r>
-            <w:proofErr w:type="spellStart"/>
-            <w:r>
-              <w:t>Kalembo</w:t>
-            </w:r>
-            <w:proofErr w:type="spellEnd"/>
+              <w:t>TA Kalembo</w:t>
+            </w:r>
           </w:p>
         </w:tc>
         <w:tc>
@@ -20812,13 +19943,8 @@
               <w:spacing w:after="0" w:line="240" w:lineRule="auto"/>
             </w:pPr>
             <w:r>
-              <w:t xml:space="preserve">TA </w:t>
-            </w:r>
-            <w:proofErr w:type="spellStart"/>
-            <w:r>
-              <w:t>Nsamala</w:t>
-            </w:r>
-            <w:proofErr w:type="spellEnd"/>
+              <w:t>TA Nsamala</w:t>
+            </w:r>
           </w:p>
         </w:tc>
         <w:tc>
@@ -21229,13 +20355,8 @@
               <w:spacing w:after="0" w:line="240" w:lineRule="auto"/>
             </w:pPr>
             <w:r>
-              <w:t xml:space="preserve">TA </w:t>
-            </w:r>
-            <w:proofErr w:type="spellStart"/>
-            <w:r>
-              <w:t>Kuntaja</w:t>
-            </w:r>
-            <w:proofErr w:type="spellEnd"/>
+              <w:t>TA Kuntaja</w:t>
+            </w:r>
           </w:p>
         </w:tc>
         <w:tc>
@@ -21337,13 +20458,8 @@
               <w:spacing w:after="0" w:line="240" w:lineRule="auto"/>
             </w:pPr>
             <w:r>
-              <w:t xml:space="preserve">TA </w:t>
-            </w:r>
-            <w:proofErr w:type="spellStart"/>
-            <w:r>
-              <w:t>Kunthembwe</w:t>
-            </w:r>
-            <w:proofErr w:type="spellEnd"/>
+              <w:t>TA Kunthembwe</w:t>
+            </w:r>
           </w:p>
         </w:tc>
         <w:tc>
@@ -21445,13 +20561,8 @@
               <w:spacing w:after="0" w:line="240" w:lineRule="auto"/>
             </w:pPr>
             <w:r>
-              <w:t xml:space="preserve">TA </w:t>
-            </w:r>
-            <w:proofErr w:type="spellStart"/>
-            <w:r>
-              <w:t>Lundu</w:t>
-            </w:r>
-            <w:proofErr w:type="spellEnd"/>
+              <w:t>TA Lundu</w:t>
+            </w:r>
           </w:p>
         </w:tc>
         <w:tc>
@@ -21553,13 +20664,8 @@
               <w:spacing w:after="0" w:line="240" w:lineRule="auto"/>
             </w:pPr>
             <w:r>
-              <w:t xml:space="preserve">TA </w:t>
-            </w:r>
-            <w:proofErr w:type="spellStart"/>
-            <w:r>
-              <w:t>Machinjili</w:t>
-            </w:r>
-            <w:proofErr w:type="spellEnd"/>
+              <w:t>TA Machinjili</w:t>
+            </w:r>
           </w:p>
         </w:tc>
         <w:tc>
@@ -22072,13 +21178,8 @@
             <w:pPr>
               <w:spacing w:after="0" w:line="240" w:lineRule="auto"/>
             </w:pPr>
-            <w:proofErr w:type="spellStart"/>
-            <w:r>
-              <w:t>Majete</w:t>
-            </w:r>
-            <w:proofErr w:type="spellEnd"/>
-            <w:r>
-              <w:t xml:space="preserve"> Game Reserve - Chikwawa</w:t>
+            <w:r>
+              <w:t>Majete Game Reserve - Chikwawa</w:t>
             </w:r>
           </w:p>
         </w:tc>
@@ -22180,13 +21281,8 @@
             <w:pPr>
               <w:spacing w:after="0" w:line="240" w:lineRule="auto"/>
             </w:pPr>
-            <w:proofErr w:type="spellStart"/>
-            <w:r>
-              <w:t>Ngabu</w:t>
-            </w:r>
-            <w:proofErr w:type="spellEnd"/>
-            <w:r>
-              <w:t xml:space="preserve"> Urban</w:t>
+            <w:r>
+              <w:t>Ngabu Urban</w:t>
             </w:r>
           </w:p>
         </w:tc>
@@ -22599,13 +21695,8 @@
               <w:spacing w:after="0" w:line="240" w:lineRule="auto"/>
             </w:pPr>
             <w:r>
-              <w:t xml:space="preserve">TA </w:t>
-            </w:r>
-            <w:proofErr w:type="spellStart"/>
-            <w:r>
-              <w:t>Kalembo</w:t>
-            </w:r>
-            <w:proofErr w:type="spellEnd"/>
+              <w:t>TA Kalembo</w:t>
+            </w:r>
           </w:p>
         </w:tc>
         <w:tc>
@@ -22690,13 +21781,8 @@
               <w:spacing w:after="0" w:line="240" w:lineRule="auto"/>
             </w:pPr>
             <w:r>
-              <w:t xml:space="preserve">TA </w:t>
-            </w:r>
-            <w:proofErr w:type="spellStart"/>
-            <w:r>
-              <w:t>Nsamala</w:t>
-            </w:r>
-            <w:proofErr w:type="spellEnd"/>
+              <w:t>TA Nsamala</w:t>
+            </w:r>
           </w:p>
         </w:tc>
         <w:tc>
@@ -23039,13 +22125,8 @@
               <w:spacing w:after="0" w:line="240" w:lineRule="auto"/>
             </w:pPr>
             <w:r>
-              <w:t xml:space="preserve">TA </w:t>
-            </w:r>
-            <w:proofErr w:type="spellStart"/>
-            <w:r>
-              <w:t>Kuntaja</w:t>
-            </w:r>
-            <w:proofErr w:type="spellEnd"/>
+              <w:t>TA Kuntaja</w:t>
+            </w:r>
           </w:p>
         </w:tc>
         <w:tc>
@@ -23130,13 +22211,8 @@
               <w:spacing w:after="0" w:line="240" w:lineRule="auto"/>
             </w:pPr>
             <w:r>
-              <w:t xml:space="preserve">TA </w:t>
-            </w:r>
-            <w:proofErr w:type="spellStart"/>
-            <w:r>
-              <w:t>Kunthembwe</w:t>
-            </w:r>
-            <w:proofErr w:type="spellEnd"/>
+              <w:t>TA Kunthembwe</w:t>
+            </w:r>
           </w:p>
         </w:tc>
         <w:tc>
@@ -23221,13 +22297,8 @@
               <w:spacing w:after="0" w:line="240" w:lineRule="auto"/>
             </w:pPr>
             <w:r>
-              <w:t xml:space="preserve">TA </w:t>
-            </w:r>
-            <w:proofErr w:type="spellStart"/>
-            <w:r>
-              <w:t>Lundu</w:t>
-            </w:r>
-            <w:proofErr w:type="spellEnd"/>
+              <w:t>TA Lundu</w:t>
+            </w:r>
           </w:p>
         </w:tc>
         <w:tc>
@@ -23312,13 +22383,8 @@
               <w:spacing w:after="0" w:line="240" w:lineRule="auto"/>
             </w:pPr>
             <w:r>
-              <w:t xml:space="preserve">TA </w:t>
-            </w:r>
-            <w:proofErr w:type="spellStart"/>
-            <w:r>
-              <w:t>Machinjili</w:t>
-            </w:r>
-            <w:proofErr w:type="spellEnd"/>
+              <w:t>TA Machinjili</w:t>
+            </w:r>
           </w:p>
         </w:tc>
         <w:tc>
@@ -23730,13 +22796,8 @@
             <w:pPr>
               <w:spacing w:after="0" w:line="240" w:lineRule="auto"/>
             </w:pPr>
-            <w:proofErr w:type="spellStart"/>
-            <w:r>
-              <w:t>Majete</w:t>
-            </w:r>
-            <w:proofErr w:type="spellEnd"/>
-            <w:r>
-              <w:t xml:space="preserve"> Game Reserve - Chikwawa</w:t>
+            <w:r>
+              <w:t>Majete Game Reserve - Chikwawa</w:t>
             </w:r>
           </w:p>
         </w:tc>
@@ -23821,13 +22882,8 @@
             <w:pPr>
               <w:spacing w:after="0" w:line="240" w:lineRule="auto"/>
             </w:pPr>
-            <w:proofErr w:type="spellStart"/>
-            <w:r>
-              <w:t>Ngabu</w:t>
-            </w:r>
-            <w:proofErr w:type="spellEnd"/>
-            <w:r>
-              <w:t xml:space="preserve"> Urban</w:t>
+            <w:r>
+              <w:t>Ngabu Urban</w:t>
             </w:r>
           </w:p>
         </w:tc>
@@ -23897,13 +22953,8 @@
               <w:spacing w:after="0" w:line="240" w:lineRule="auto"/>
             </w:pPr>
             <w:r>
-              <w:t xml:space="preserve">TA </w:t>
-            </w:r>
-            <w:proofErr w:type="spellStart"/>
-            <w:r>
-              <w:t>Chapananga</w:t>
-            </w:r>
-            <w:proofErr w:type="spellEnd"/>
+              <w:t>TA Chapananga</w:t>
+            </w:r>
           </w:p>
         </w:tc>
         <w:tc>
@@ -24018,26 +23069,26 @@
     </w:p>
     <w:p>
       <w:r>
-        <w:t xml:space="preserve">This research was reviewed and approved by the Institutional Scientific and Ethics Review Committee (ISERC) at United States International University-Africa. The approval was granted on 2nd February 2026 under reference number USIU-A/ISERC/US1300-2026, covering the period from 2nd February 2026 to 2nd February 2027. The approval confirms that the study titled "Crop Prediction Using Climate Forecasting" met all institutional ethical requirements. The signed approval letter from ISERC, issued by Juliana M. </w:t>
-      </w:r>
-      <w:proofErr w:type="spellStart"/>
-      <w:r>
-        <w:t>Namada</w:t>
-      </w:r>
-      <w:proofErr w:type="spellEnd"/>
-      <w:r>
-        <w:t>, Ph.D., Institutional Ethics Review, is attached below.</w:t>
-      </w:r>
-    </w:p>
-    <w:p>
-      <w:pPr>
-        <w:ind w:left="0" w:firstLine="0"/>
-        <w:rPr>
-          <w:i/>
-          <w:iCs/>
-        </w:rPr>
-      </w:pPr>
-    </w:p>
+        <w:t xml:space="preserve">This research was reviewed and approved by the Institutional Scientific and Ethics Review Committee (ISERC) at United States International University-Africa. The approval was granted on 2nd February 2026 under reference number USIU-A/ISERC/US1300-2026, covering the period from 2nd February 2026 to 2nd February 2027. The approval confirms that the study titled "Crop Prediction Using Climate Forecasting" met all institutional ethical requirements. The signed approval letter from ISERC, issued by Juliana M. Namada, Ph.D., Institutional Ethics Review, is </w:t>
+      </w:r>
+      <w:r>
+        <w:t>linked</w:t>
+      </w:r>
+      <w:r>
+        <w:t xml:space="preserve"> below.</w:t>
+      </w:r>
+    </w:p>
+    <w:p>
+      <w:hyperlink r:id="rId31" w:history="1">
+        <w:r>
+          <w:rPr>
+            <w:rStyle w:val="Hyperlink"/>
+          </w:rPr>
+          <w:t>https://github.com/QazGeo/Crop_Prediction_System_With_Time_Series/tree/main/Approvals</w:t>
+        </w:r>
+      </w:hyperlink>
+    </w:p>
+    <w:p/>
     <w:p>
       <w:pPr>
         <w:pStyle w:val="Heading2"/>
@@ -24063,7 +23114,13 @@
         <w:pStyle w:val="Heading2"/>
       </w:pPr>
       <w:r>
-        <w:t>Appendix 6: Project GitHub Repository</w:t>
+        <w:t xml:space="preserve">Appendix </w:t>
+      </w:r>
+      <w:r>
+        <w:t>F</w:t>
+      </w:r>
+      <w:r>
+        <w:t>: Project GitHub Repository</w:t>
       </w:r>
     </w:p>
     <w:p>
@@ -24072,7 +23129,7 @@
       </w:r>
     </w:p>
     <w:p>
-      <w:hyperlink r:id="rId31" w:history="1">
+      <w:hyperlink r:id="rId32" w:history="1">
         <w:r>
           <w:rPr>
             <w:rStyle w:val="Hyperlink"/>
@@ -24084,15 +23141,7 @@
     <w:p>
       <w:r>
         <w:lastRenderedPageBreak/>
-        <w:t xml:space="preserve">The repository contains models.py (crop suitability profiles and scoring functions), services.py (data loading, SARIMAX forecasting, and PDF generation), app.py (Flask web routes), and </w:t>
-      </w:r>
-      <w:proofErr w:type="spellStart"/>
-      <w:r>
-        <w:t>malawi_pipeline_walkthrough.ipynb</w:t>
-      </w:r>
-      <w:proofErr w:type="spellEnd"/>
-      <w:r>
-        <w:t xml:space="preserve"> (step-by-step pipeline demonstration notebook).</w:t>
+        <w:t>The repository contains models.py (crop suitability profiles and scoring functions), services.py (data loading, SARIMAX forecasting, and PDF generation), app.py (Flask web routes), and malawi_pipeline_walkthrough.ipynb (step-by-step pipeline demonstration notebook).</w:t>
       </w:r>
     </w:p>
     <w:p>
@@ -24240,7 +23289,7 @@
                     <pic:cNvPicPr/>
                   </pic:nvPicPr>
                   <pic:blipFill>
-                    <a:blip r:embed="rId32"/>
+                    <a:blip r:embed="rId33"/>
                     <a:stretch>
                       <a:fillRect/>
                     </a:stretch>
@@ -24330,7 +23379,7 @@
       </w:pPr>
     </w:p>
     <w:sectPr>
-      <w:headerReference w:type="default" r:id="rId33"/>
+      <w:headerReference w:type="default" r:id="rId34"/>
       <w:pgSz w:w="12240" w:h="15840"/>
       <w:pgMar w:top="1440" w:right="1440" w:bottom="1440" w:left="1440" w:header="720" w:footer="720" w:gutter="0"/>
       <w:pgNumType w:start="1"/>

--- a/Report/Final_Report.docx
+++ b/Report/Final_Report.docx
@@ -335,8 +335,8 @@
           <w:szCs w:val="24"/>
         </w:rPr>
       </w:pPr>
-      <w:bookmarkStart w:id="1" w:name="_Toc29368"/>
-      <w:bookmarkStart w:id="2" w:name="_Toc227658558"/>
+      <w:bookmarkStart w:id="1" w:name="_Toc227658558"/>
+      <w:bookmarkStart w:id="2" w:name="_Toc29368"/>
       <w:bookmarkEnd w:id="0"/>
       <w:r>
         <w:rPr>
@@ -347,7 +347,7 @@
         <w:lastRenderedPageBreak/>
         <w:t>STUDENT’S DECLARATION</w:t>
       </w:r>
-      <w:bookmarkEnd w:id="2"/>
+      <w:bookmarkEnd w:id="1"/>
     </w:p>
     <w:p>
       <w:pPr>
@@ -1175,7 +1175,7 @@
         <w:lastRenderedPageBreak/>
         <w:t>DEDICATION</w:t>
       </w:r>
-      <w:bookmarkEnd w:id="1"/>
+      <w:bookmarkEnd w:id="2"/>
       <w:bookmarkEnd w:id="6"/>
     </w:p>
     <w:p>
@@ -9051,7 +9051,7 @@
           <w:tab w:val="right" w:leader="dot" w:pos="9350"/>
         </w:tabs>
         <w:spacing w:line="480" w:lineRule="auto"/>
-        <w:ind w:left="960" w:hanging="480"/>
+        <w:ind w:left="920" w:hanging="440"/>
         <w:jc w:val="both"/>
         <w:rPr>
           <w:rFonts w:ascii="Times New Roman" w:eastAsiaTheme="minorEastAsia" w:hAnsi="Times New Roman"/>
@@ -9150,7 +9150,7 @@
           <w:tab w:val="right" w:leader="dot" w:pos="9350"/>
         </w:tabs>
         <w:spacing w:line="480" w:lineRule="auto"/>
-        <w:ind w:left="960" w:hanging="480"/>
+        <w:ind w:left="920" w:hanging="440"/>
         <w:jc w:val="both"/>
         <w:rPr>
           <w:rFonts w:ascii="Times New Roman" w:eastAsiaTheme="minorEastAsia" w:hAnsi="Times New Roman"/>
@@ -9249,7 +9249,7 @@
           <w:tab w:val="right" w:leader="dot" w:pos="9350"/>
         </w:tabs>
         <w:spacing w:line="480" w:lineRule="auto"/>
-        <w:ind w:left="960" w:hanging="480"/>
+        <w:ind w:left="920" w:hanging="440"/>
         <w:jc w:val="both"/>
         <w:rPr>
           <w:rFonts w:ascii="Times New Roman" w:eastAsiaTheme="minorEastAsia" w:hAnsi="Times New Roman"/>
@@ -9348,7 +9348,7 @@
           <w:tab w:val="right" w:leader="dot" w:pos="9350"/>
         </w:tabs>
         <w:spacing w:line="480" w:lineRule="auto"/>
-        <w:ind w:left="960" w:hanging="480"/>
+        <w:ind w:left="920" w:hanging="440"/>
         <w:jc w:val="both"/>
         <w:rPr>
           <w:rFonts w:ascii="Times New Roman" w:eastAsiaTheme="minorEastAsia" w:hAnsi="Times New Roman"/>
@@ -9447,7 +9447,7 @@
           <w:tab w:val="right" w:leader="dot" w:pos="9350"/>
         </w:tabs>
         <w:spacing w:line="480" w:lineRule="auto"/>
-        <w:ind w:left="960" w:hanging="480"/>
+        <w:ind w:left="920" w:hanging="440"/>
         <w:jc w:val="both"/>
         <w:rPr>
           <w:rFonts w:ascii="Times New Roman" w:eastAsiaTheme="minorEastAsia" w:hAnsi="Times New Roman"/>
@@ -9725,7 +9725,7 @@
           <w:tab w:val="right" w:leader="dot" w:pos="9350"/>
         </w:tabs>
         <w:spacing w:line="480" w:lineRule="auto"/>
-        <w:ind w:left="960" w:hanging="480"/>
+        <w:ind w:left="920" w:hanging="440"/>
         <w:jc w:val="both"/>
         <w:rPr>
           <w:rFonts w:ascii="Times New Roman" w:eastAsiaTheme="minorEastAsia" w:hAnsi="Times New Roman"/>
@@ -9824,7 +9824,7 @@
           <w:tab w:val="right" w:leader="dot" w:pos="9350"/>
         </w:tabs>
         <w:spacing w:line="480" w:lineRule="auto"/>
-        <w:ind w:left="960" w:hanging="480"/>
+        <w:ind w:left="920" w:hanging="440"/>
         <w:jc w:val="both"/>
         <w:rPr>
           <w:rFonts w:ascii="Times New Roman" w:eastAsiaTheme="minorEastAsia" w:hAnsi="Times New Roman"/>
@@ -9923,7 +9923,7 @@
           <w:tab w:val="right" w:leader="dot" w:pos="9350"/>
         </w:tabs>
         <w:spacing w:line="480" w:lineRule="auto"/>
-        <w:ind w:left="960" w:hanging="480"/>
+        <w:ind w:left="920" w:hanging="440"/>
         <w:jc w:val="both"/>
         <w:rPr>
           <w:rFonts w:ascii="Times New Roman" w:eastAsiaTheme="minorEastAsia" w:hAnsi="Times New Roman"/>
@@ -10022,7 +10022,7 @@
           <w:tab w:val="right" w:leader="dot" w:pos="9350"/>
         </w:tabs>
         <w:spacing w:line="480" w:lineRule="auto"/>
-        <w:ind w:left="960" w:hanging="480"/>
+        <w:ind w:left="920" w:hanging="440"/>
         <w:jc w:val="both"/>
         <w:rPr>
           <w:rFonts w:ascii="Times New Roman" w:eastAsiaTheme="minorEastAsia" w:hAnsi="Times New Roman"/>
@@ -10121,7 +10121,7 @@
           <w:tab w:val="right" w:leader="dot" w:pos="9350"/>
         </w:tabs>
         <w:spacing w:line="480" w:lineRule="auto"/>
-        <w:ind w:left="960" w:hanging="480"/>
+        <w:ind w:left="920" w:hanging="440"/>
         <w:jc w:val="both"/>
         <w:rPr>
           <w:rFonts w:ascii="Times New Roman" w:eastAsiaTheme="minorEastAsia" w:hAnsi="Times New Roman"/>
@@ -10220,7 +10220,7 @@
           <w:tab w:val="right" w:leader="dot" w:pos="9350"/>
         </w:tabs>
         <w:spacing w:line="480" w:lineRule="auto"/>
-        <w:ind w:left="960" w:hanging="480"/>
+        <w:ind w:left="920" w:hanging="440"/>
         <w:jc w:val="both"/>
         <w:rPr>
           <w:rFonts w:ascii="Times New Roman" w:eastAsiaTheme="minorEastAsia" w:hAnsi="Times New Roman"/>
@@ -14333,7 +14333,6 @@
         <w:t xml:space="preserve"> notebooks, resulting in one clean CSV file used by the Flask app. Four steps were followed. First, a row-skipping function found and removed HTML rows by locating the first valid header and dropping everything before it. Second, </w:t>
       </w:r>
       <w:proofErr w:type="spellStart"/>
-      <w:proofErr w:type="gramStart"/>
       <w:r>
         <w:rPr>
           <w:szCs w:val="24"/>
@@ -14341,7 +14340,6 @@
         <w:t>pandas.melt</w:t>
       </w:r>
       <w:proofErr w:type="spellEnd"/>
-      <w:proofErr w:type="gramEnd"/>
       <w:r>
         <w:rPr>
           <w:szCs w:val="24"/>
@@ -14456,21 +14454,7 @@
         <w:rPr>
           <w:szCs w:val="24"/>
         </w:rPr>
-        <w:t xml:space="preserve">, generated forecasts for </w:t>
-      </w:r>
-      <w:proofErr w:type="gramStart"/>
-      <w:r>
-        <w:rPr>
-          <w:szCs w:val="24"/>
-        </w:rPr>
-        <w:t>115 time</w:t>
-      </w:r>
-      <w:proofErr w:type="gramEnd"/>
-      <w:r>
-        <w:rPr>
-          <w:szCs w:val="24"/>
-        </w:rPr>
-        <w:t xml:space="preserve"> steps, offering projections spanning five years in 16-day increments without needing to retrain repeatedly.</w:t>
+        <w:t>, generated forecasts for 115 time steps, offering projections spanning five years in 16-day increments without needing to retrain repeatedly.</w:t>
       </w:r>
     </w:p>
     <w:p>
@@ -14823,16 +14807,8 @@
         <w:rPr>
           <w:szCs w:val="24"/>
         </w:rPr>
-        <w:t xml:space="preserve">presents </w:t>
-      </w:r>
-      <w:proofErr w:type="gramStart"/>
-      <w:r>
-        <w:rPr>
-          <w:szCs w:val="24"/>
-        </w:rPr>
-        <w:t>results</w:t>
-      </w:r>
-      <w:proofErr w:type="gramEnd"/>
+        <w:t>presents results</w:t>
+      </w:r>
       <w:r>
         <w:rPr>
           <w:szCs w:val="24"/>
@@ -19608,9 +19584,6 @@
       <w:pPr>
         <w:spacing w:after="160" w:line="480" w:lineRule="auto"/>
         <w:ind w:left="0" w:firstLine="0"/>
-        <w:rPr>
-          <w:bCs/>
-        </w:rPr>
       </w:pPr>
       <w:proofErr w:type="spellStart"/>
       <w:r>
@@ -19662,7 +19635,7 @@
         <w:rPr>
           <w:bCs/>
         </w:rPr>
-        <w:t xml:space="preserve">Food and Agriculture Organization. (2023). </w:t>
+        <w:t xml:space="preserve">Food and Agriculture Organization. (2021). </w:t>
       </w:r>
       <w:r>
         <w:rPr>
@@ -19670,6 +19643,44 @@
           <w:i/>
           <w:iCs/>
         </w:rPr>
+        <w:t>The state of food and agriculture 2021: Making agrifood systems more resilient to shocks and stresses</w:t>
+      </w:r>
+      <w:r>
+        <w:rPr>
+          <w:bCs/>
+        </w:rPr>
+        <w:t xml:space="preserve">. FAO. </w:t>
+      </w:r>
+      <w:hyperlink r:id="rId22" w:history="1">
+        <w:r>
+          <w:rPr>
+            <w:rStyle w:val="Hyperlink"/>
+            <w:bCs/>
+          </w:rPr>
+          <w:t>https://doi.org/10.4060/cb4476en</w:t>
+        </w:r>
+      </w:hyperlink>
+    </w:p>
+    <w:p>
+      <w:pPr>
+        <w:spacing w:after="160" w:line="480" w:lineRule="auto"/>
+        <w:ind w:left="0" w:firstLine="0"/>
+        <w:rPr>
+          <w:bCs/>
+        </w:rPr>
+      </w:pPr>
+      <w:r>
+        <w:rPr>
+          <w:bCs/>
+        </w:rPr>
+        <w:t xml:space="preserve">Food and Agriculture Organization. (2023). </w:t>
+      </w:r>
+      <w:r>
+        <w:rPr>
+          <w:bCs/>
+          <w:i/>
+          <w:iCs/>
+        </w:rPr>
         <w:t>2023 food systems profile: Malawi</w:t>
       </w:r>
       <w:r>
@@ -19678,7 +19689,7 @@
         </w:rPr>
         <w:t xml:space="preserve">. FAO, European Union &amp; CIRAD. </w:t>
       </w:r>
-      <w:hyperlink r:id="rId22" w:history="1">
+      <w:hyperlink r:id="rId23" w:history="1">
         <w:r>
           <w:rPr>
             <w:rStyle w:val="Hyperlink"/>
@@ -19716,7 +19727,7 @@
         </w:rPr>
         <w:t xml:space="preserve">. Springer. </w:t>
       </w:r>
-      <w:hyperlink r:id="rId23" w:history="1">
+      <w:hyperlink r:id="rId24" w:history="1">
         <w:r>
           <w:rPr>
             <w:rStyle w:val="Hyperlink"/>
@@ -19768,51 +19779,13 @@
         </w:rPr>
         <w:t xml:space="preserve">. </w:t>
       </w:r>
-      <w:hyperlink r:id="rId24" w:history="1">
+      <w:hyperlink r:id="rId25" w:history="1">
         <w:r>
           <w:rPr>
             <w:rStyle w:val="Hyperlink"/>
             <w:bCs/>
           </w:rPr>
           <w:t>https://otexts.com/fpp2/</w:t>
-        </w:r>
-      </w:hyperlink>
-    </w:p>
-    <w:p>
-      <w:pPr>
-        <w:spacing w:after="160" w:line="480" w:lineRule="auto"/>
-        <w:ind w:left="0" w:firstLine="0"/>
-        <w:rPr>
-          <w:bCs/>
-        </w:rPr>
-      </w:pPr>
-      <w:r>
-        <w:rPr>
-          <w:bCs/>
-        </w:rPr>
-        <w:t xml:space="preserve">Intergovernmental Panel on Climate Change. (2022). </w:t>
-      </w:r>
-      <w:r>
-        <w:rPr>
-          <w:bCs/>
-          <w:i/>
-          <w:iCs/>
-        </w:rPr>
-        <w:t>Climate change 2022: Impacts, adaptation and vulnerability</w:t>
-      </w:r>
-      <w:r>
-        <w:rPr>
-          <w:bCs/>
-        </w:rPr>
-        <w:t xml:space="preserve">. Cambridge University Press. </w:t>
-      </w:r>
-      <w:hyperlink r:id="rId25" w:history="1">
-        <w:r>
-          <w:rPr>
-            <w:rStyle w:val="Hyperlink"/>
-            <w:bCs/>
-          </w:rPr>
-          <w:t>https://www.ipcc.ch/report/ar6/wg2/</w:t>
         </w:r>
       </w:hyperlink>
     </w:p>
@@ -26926,14 +26899,9 @@
       </w:r>
       <w:proofErr w:type="spellStart"/>
       <w:r>
-        <w:t>malawi_pipeline_</w:t>
-      </w:r>
-      <w:proofErr w:type="gramStart"/>
-      <w:r>
-        <w:t>walkthrough.ipynb</w:t>
+        <w:t>malawi_pipeline_walkthrough.ipynb</w:t>
       </w:r>
       <w:proofErr w:type="spellEnd"/>
-      <w:proofErr w:type="gramEnd"/>
       <w:r>
         <w:t xml:space="preserve"> (step-by-step pipeline demonstration notebook).</w:t>
       </w:r>

--- a/Report/Final_Report.docx
+++ b/Report/Final_Report.docx
@@ -19451,7 +19451,7 @@
         <w:rPr>
           <w:szCs w:val="24"/>
         </w:rPr>
-        <w:t>AI tools were used in the development of this project in the following capacities. Claude (Anthropic) was used during the coding phase to assist with debugging, code structure review, and refactoring across the Flask application modules. Specifically, it was consulted when resolving issues in app.py, services.py, and models.py, and when iterating on the SARIMAX forecasting logic and trapezoidal suitability scoring functions. AI assistance was also used during the write-up phase to review and improve the clarity of sections of this report.</w:t>
+        <w:t xml:space="preserve">AI tools were used in the development of this project in the following capacities. Claude (Anthropic) was used during the coding phase to assist with debugging, code structure review, and refactoring across the Flask application modules. Specifically, it was consulted when resolving issues in app.py, services.py, and models.py, and when iterating on the SARIMAX forecasting logic and trapezoidal suitability scoring functions. </w:t>
       </w:r>
     </w:p>
     <w:p>
@@ -19459,15 +19459,33 @@
         <w:spacing w:after="160" w:line="480" w:lineRule="auto"/>
         <w:ind w:left="0" w:firstLine="0"/>
         <w:rPr>
-          <w:bCs/>
-        </w:rPr>
-      </w:pPr>
-      <w:r>
-        <w:rPr>
-          <w:szCs w:val="24"/>
-        </w:rPr>
-        <w:t>All research questions, design decisions, methodology choices, data sourcing, model configuration, result interpretation, and conclusions are the author's own. No AI tool was used to generate references, fabricate data, or produce results. All references cited in this report are real, independently verified, and correctly attributed.</w:t>
-      </w:r>
+          <w:szCs w:val="24"/>
+        </w:rPr>
+      </w:pPr>
+      <w:r>
+        <w:rPr>
+          <w:szCs w:val="24"/>
+        </w:rPr>
+        <w:t xml:space="preserve">All research questions, design decisions, methodology choices, data sourcing, model configuration, result interpretation, and conclusions are the author's own. </w:t>
+      </w:r>
+    </w:p>
+    <w:p>
+      <w:pPr>
+        <w:spacing w:after="160" w:line="480" w:lineRule="auto"/>
+        <w:ind w:left="0" w:firstLine="0"/>
+        <w:rPr>
+          <w:szCs w:val="24"/>
+        </w:rPr>
+      </w:pPr>
+    </w:p>
+    <w:p>
+      <w:pPr>
+        <w:spacing w:after="160" w:line="480" w:lineRule="auto"/>
+        <w:ind w:left="0" w:firstLine="0"/>
+        <w:rPr>
+          <w:bCs/>
+        </w:rPr>
+      </w:pPr>
     </w:p>
     <w:p>
       <w:pPr>
@@ -28928,6 +28946,7 @@
   <w:style w:type="character" w:default="1" w:styleId="DefaultParagraphFont">
     <w:name w:val="Default Paragraph Font"/>
     <w:uiPriority w:val="1"/>
+    <w:semiHidden/>
     <w:unhideWhenUsed/>
   </w:style>
   <w:style w:type="table" w:default="1" w:styleId="TableNormal">
